--- a/Documents/projektisuunnitelma.docx
+++ b/Documents/projektisuunnitelma.docx
@@ -83,13 +83,7 @@
         <w:jc w:val="center"/>
       </w:pPr>
       <w:r>
-        <w:t>&lt;&lt;</w:t>
-      </w:r>
-      <w:r>
-        <w:t>PROJEKTI</w:t>
-      </w:r>
-      <w:r>
-        <w:t>N NIMI&gt;&gt;</w:t>
+        <w:t>Pankkiautomaatti</w:t>
       </w:r>
     </w:p>
     <w:p>
@@ -308,7 +302,7 @@
                 <w:sz w:val="20"/>
                 <w:szCs w:val="20"/>
               </w:rPr>
-              <w:t>Uusi numero aina muutosten jälkeen, lopullinen katselmoitu versio on 1.0</w:t>
+              <w:t>0.0.1</w:t>
             </w:r>
           </w:p>
         </w:tc>
@@ -420,7 +414,7 @@
                 <w:sz w:val="20"/>
                 <w:szCs w:val="20"/>
               </w:rPr>
-              <w:t>zz</w:t>
+              <w:t>3</w:t>
             </w:r>
           </w:p>
         </w:tc>
@@ -453,7 +447,7 @@
                 <w:sz w:val="20"/>
                 <w:szCs w:val="20"/>
               </w:rPr>
-              <w:t>Jäsenen nimi</w:t>
+              <w:t>Jermu Huttunen</w:t>
             </w:r>
           </w:p>
         </w:tc>
@@ -484,7 +478,7 @@
                 <w:sz w:val="20"/>
                 <w:szCs w:val="20"/>
               </w:rPr>
-              <w:t>Jäsenen nimi</w:t>
+              <w:t>Matti Rundelin</w:t>
             </w:r>
           </w:p>
         </w:tc>
@@ -515,7 +509,7 @@
                 <w:sz w:val="20"/>
                 <w:szCs w:val="20"/>
               </w:rPr>
-              <w:t>Jäsenen nimi</w:t>
+              <w:t>Sander Vassel</w:t>
             </w:r>
           </w:p>
         </w:tc>
@@ -546,38 +540,7 @@
                 <w:sz w:val="20"/>
                 <w:szCs w:val="20"/>
               </w:rPr>
-              <w:t>Jäsenen nimi</w:t>
-            </w:r>
-          </w:p>
-        </w:tc>
-      </w:tr>
-      <w:tr>
-        <w:tc>
-          <w:tcPr>
-            <w:tcW w:w="9628" w:type="dxa"/>
-            <w:gridSpan w:val="2"/>
-          </w:tcPr>
-          <w:p>
-            <w:pPr>
-              <w:autoSpaceDE/>
-              <w:autoSpaceDN/>
-              <w:spacing w:after="200" w:line="276" w:lineRule="auto"/>
-              <w:rPr>
-                <w:rFonts w:ascii="Verdana" w:hAnsi="Verdana" w:cs="Verdana"/>
-                <w:sz w:val="20"/>
-                <w:szCs w:val="20"/>
-              </w:rPr>
-            </w:pPr>
-            <w:r>
-              <w:rPr>
-                <w:rFonts w:ascii="Verdana" w:hAnsi="Verdana" w:cs="Verdana"/>
-                <w:i/>
-                <w:iCs/>
-                <w:color w:val="C00000"/>
-                <w:sz w:val="20"/>
-                <w:szCs w:val="20"/>
-              </w:rPr>
-              <w:t>Jäsenen nimi</w:t>
+              <w:t>Riku Ängeslevä</w:t>
             </w:r>
           </w:p>
         </w:tc>
@@ -2414,28 +2377,35 @@
           <w:rFonts w:ascii="Verdana" w:hAnsi="Verdana"/>
           <w:color w:val="FF0000"/>
         </w:rPr>
-        <w:t>TVT24</w:t>
+        <w:t>TVT</w:t>
       </w:r>
       <w:r>
         <w:rPr>
           <w:rFonts w:ascii="Verdana" w:hAnsi="Verdana"/>
           <w:color w:val="FF0000"/>
         </w:rPr>
-        <w:t>SPL/SPO</w:t>
+        <w:t xml:space="preserve">25KMO </w:t>
       </w:r>
       <w:r>
         <w:rPr>
           <w:rFonts w:ascii="Verdana" w:hAnsi="Verdana"/>
           <w:color w:val="000000" w:themeColor="text1"/>
         </w:rPr>
-        <w:t xml:space="preserve"> projektiryhmä numero </w:t>
+        <w:t xml:space="preserve">projektiryhmä numero </w:t>
       </w:r>
       <w:r>
         <w:rPr>
           <w:rFonts w:ascii="Verdana" w:hAnsi="Verdana"/>
           <w:color w:val="FF0000"/>
         </w:rPr>
-        <w:t>zz.</w:t>
+        <w:t>3</w:t>
+      </w:r>
+      <w:r>
+        <w:rPr>
+          <w:rFonts w:ascii="Verdana" w:hAnsi="Verdana"/>
+          <w:color w:val="FF0000"/>
+        </w:rPr>
+        <w:t>.</w:t>
       </w:r>
       <w:r>
         <w:rPr>
@@ -2505,7 +2475,7 @@
           <w:rFonts w:ascii="Verdana" w:hAnsi="Verdana"/>
           <w:color w:val="FF0000"/>
         </w:rPr>
-        <w:t>Etunimi Sukunimi</w:t>
+        <w:t>Pekka Alaluukas</w:t>
       </w:r>
       <w:r>
         <w:rPr>
@@ -4116,7 +4086,19 @@
         <w:rPr>
           <w:rFonts w:ascii="Verdana" w:hAnsi="Verdana"/>
         </w:rPr>
-        <w:t xml:space="preserve">Vaaditut itse- ja toverarviointi on myös oltava tehtynä ennen loppuesitystä. </w:t>
+        <w:t>Vaaditut itse- ja tover</w:t>
+      </w:r>
+      <w:r>
+        <w:rPr>
+          <w:rFonts w:ascii="Verdana" w:hAnsi="Verdana"/>
+        </w:rPr>
+        <w:t>i</w:t>
+      </w:r>
+      <w:r>
+        <w:rPr>
+          <w:rFonts w:ascii="Verdana" w:hAnsi="Verdana"/>
+        </w:rPr>
+        <w:t xml:space="preserve">arviointi on myös oltava tehtynä ennen loppuesitystä. </w:t>
       </w:r>
     </w:p>
     <w:p>
@@ -4561,7 +4543,7 @@
                 <w:rFonts w:ascii="Verdana" w:hAnsi="Verdana"/>
                 <w:color w:val="FF0000"/>
               </w:rPr>
-              <w:t>Lisätkää riski + taulukko alle</w:t>
+              <w:t>Ajan hallinta.</w:t>
             </w:r>
           </w:p>
         </w:tc>
@@ -4604,7 +4586,7 @@
                 <w:rFonts w:ascii="Verdana" w:hAnsi="Verdana"/>
                 <w:color w:val="FF0000"/>
               </w:rPr>
-              <w:t>Lisätkää riski + taulukko alle</w:t>
+              <w:t>Varmuuskopioinnin jättäminen.</w:t>
             </w:r>
           </w:p>
         </w:tc>
@@ -4647,7 +4629,7 @@
                 <w:rFonts w:ascii="Verdana" w:hAnsi="Verdana"/>
                 <w:color w:val="FF0000"/>
               </w:rPr>
-              <w:t>Lisätkää riski + taulukko alle</w:t>
+              <w:t>-</w:t>
             </w:r>
           </w:p>
         </w:tc>
@@ -4725,7 +4707,6 @@
         <w:tc>
           <w:tcPr>
             <w:tcW w:w="6307" w:type="dxa"/>
-            <w:shd w:val="clear" w:color="auto" w:fill="auto"/>
           </w:tcPr>
           <w:p>
             <w:pPr>
@@ -4769,7 +4750,6 @@
         <w:tc>
           <w:tcPr>
             <w:tcW w:w="6307" w:type="dxa"/>
-            <w:shd w:val="clear" w:color="auto" w:fill="auto"/>
           </w:tcPr>
           <w:p>
             <w:pPr>
@@ -4820,7 +4800,6 @@
         <w:tc>
           <w:tcPr>
             <w:tcW w:w="6307" w:type="dxa"/>
-            <w:shd w:val="clear" w:color="auto" w:fill="auto"/>
           </w:tcPr>
           <w:p>
             <w:pPr>
@@ -4871,7 +4850,6 @@
         <w:tc>
           <w:tcPr>
             <w:tcW w:w="6307" w:type="dxa"/>
-            <w:shd w:val="clear" w:color="auto" w:fill="auto"/>
           </w:tcPr>
           <w:p>
             <w:pPr>
@@ -4915,7 +4893,6 @@
         <w:tc>
           <w:tcPr>
             <w:tcW w:w="6307" w:type="dxa"/>
-            <w:shd w:val="clear" w:color="auto" w:fill="auto"/>
           </w:tcPr>
           <w:p>
             <w:pPr>
@@ -5015,7 +4992,6 @@
         <w:tc>
           <w:tcPr>
             <w:tcW w:w="6307" w:type="dxa"/>
-            <w:shd w:val="clear" w:color="auto" w:fill="auto"/>
           </w:tcPr>
           <w:p>
             <w:pPr>
@@ -5066,7 +5042,6 @@
         <w:tc>
           <w:tcPr>
             <w:tcW w:w="6307" w:type="dxa"/>
-            <w:shd w:val="clear" w:color="auto" w:fill="auto"/>
           </w:tcPr>
           <w:p>
             <w:pPr>
@@ -5131,7 +5106,6 @@
         <w:tc>
           <w:tcPr>
             <w:tcW w:w="6307" w:type="dxa"/>
-            <w:shd w:val="clear" w:color="auto" w:fill="auto"/>
           </w:tcPr>
           <w:p>
             <w:pPr>
@@ -5312,7 +5286,6 @@
         <w:tc>
           <w:tcPr>
             <w:tcW w:w="6307" w:type="dxa"/>
-            <w:shd w:val="clear" w:color="auto" w:fill="auto"/>
           </w:tcPr>
           <w:p>
             <w:pPr>
@@ -5401,7 +5374,6 @@
         <w:tc>
           <w:tcPr>
             <w:tcW w:w="6307" w:type="dxa"/>
-            <w:shd w:val="clear" w:color="auto" w:fill="auto"/>
           </w:tcPr>
           <w:p>
             <w:pPr>
@@ -5524,7 +5496,6 @@
         <w:tc>
           <w:tcPr>
             <w:tcW w:w="6307" w:type="dxa"/>
-            <w:shd w:val="clear" w:color="auto" w:fill="auto"/>
           </w:tcPr>
           <w:p>
             <w:pPr>
@@ -5575,7 +5546,6 @@
         <w:tc>
           <w:tcPr>
             <w:tcW w:w="6307" w:type="dxa"/>
-            <w:shd w:val="clear" w:color="auto" w:fill="auto"/>
           </w:tcPr>
           <w:p>
             <w:pPr>
@@ -5619,7 +5589,6 @@
         <w:tc>
           <w:tcPr>
             <w:tcW w:w="6307" w:type="dxa"/>
-            <w:shd w:val="clear" w:color="auto" w:fill="auto"/>
           </w:tcPr>
           <w:p>
             <w:pPr>
@@ -5663,7 +5632,6 @@
         <w:tc>
           <w:tcPr>
             <w:tcW w:w="6307" w:type="dxa"/>
-            <w:shd w:val="clear" w:color="auto" w:fill="auto"/>
           </w:tcPr>
           <w:p>
             <w:pPr>
@@ -5714,7 +5682,6 @@
         <w:tc>
           <w:tcPr>
             <w:tcW w:w="6307" w:type="dxa"/>
-            <w:shd w:val="clear" w:color="auto" w:fill="auto"/>
           </w:tcPr>
           <w:p>
             <w:pPr>
@@ -5843,7 +5810,6 @@
         <w:tc>
           <w:tcPr>
             <w:tcW w:w="6307" w:type="dxa"/>
-            <w:shd w:val="clear" w:color="auto" w:fill="auto"/>
           </w:tcPr>
           <w:p>
             <w:pPr>
@@ -5892,7 +5858,6 @@
         <w:tc>
           <w:tcPr>
             <w:tcW w:w="6307" w:type="dxa"/>
-            <w:shd w:val="clear" w:color="auto" w:fill="auto"/>
           </w:tcPr>
           <w:p>
             <w:pPr>
@@ -5941,7 +5906,6 @@
         <w:tc>
           <w:tcPr>
             <w:tcW w:w="6307" w:type="dxa"/>
-            <w:shd w:val="clear" w:color="auto" w:fill="auto"/>
           </w:tcPr>
           <w:p>
             <w:pPr>
@@ -5990,7 +5954,6 @@
         <w:tc>
           <w:tcPr>
             <w:tcW w:w="6307" w:type="dxa"/>
-            <w:shd w:val="clear" w:color="auto" w:fill="auto"/>
           </w:tcPr>
           <w:p>
             <w:pPr>
@@ -6039,7 +6002,6 @@
         <w:tc>
           <w:tcPr>
             <w:tcW w:w="6307" w:type="dxa"/>
-            <w:shd w:val="clear" w:color="auto" w:fill="auto"/>
           </w:tcPr>
           <w:p>
             <w:pPr>
@@ -6146,7 +6108,6 @@
         <w:tc>
           <w:tcPr>
             <w:tcW w:w="6307" w:type="dxa"/>
-            <w:shd w:val="clear" w:color="auto" w:fill="auto"/>
           </w:tcPr>
           <w:p>
             <w:pPr>
@@ -6195,7 +6156,6 @@
         <w:tc>
           <w:tcPr>
             <w:tcW w:w="6307" w:type="dxa"/>
-            <w:shd w:val="clear" w:color="auto" w:fill="auto"/>
           </w:tcPr>
           <w:p>
             <w:pPr>
@@ -6244,7 +6204,6 @@
         <w:tc>
           <w:tcPr>
             <w:tcW w:w="6307" w:type="dxa"/>
-            <w:shd w:val="clear" w:color="auto" w:fill="auto"/>
           </w:tcPr>
           <w:p>
             <w:pPr>
@@ -6293,7 +6252,6 @@
         <w:tc>
           <w:tcPr>
             <w:tcW w:w="6307" w:type="dxa"/>
-            <w:shd w:val="clear" w:color="auto" w:fill="auto"/>
           </w:tcPr>
           <w:p>
             <w:pPr>
@@ -6343,7 +6301,6 @@
         <w:tc>
           <w:tcPr>
             <w:tcW w:w="6307" w:type="dxa"/>
-            <w:shd w:val="clear" w:color="auto" w:fill="auto"/>
           </w:tcPr>
           <w:p>
             <w:pPr>
@@ -6459,7 +6416,6 @@
         <w:tc>
           <w:tcPr>
             <w:tcW w:w="6307" w:type="dxa"/>
-            <w:shd w:val="clear" w:color="auto" w:fill="auto"/>
           </w:tcPr>
           <w:p>
             <w:pPr>
@@ -6508,7 +6464,6 @@
         <w:tc>
           <w:tcPr>
             <w:tcW w:w="6307" w:type="dxa"/>
-            <w:shd w:val="clear" w:color="auto" w:fill="auto"/>
           </w:tcPr>
           <w:p>
             <w:pPr>
@@ -6557,7 +6512,6 @@
         <w:tc>
           <w:tcPr>
             <w:tcW w:w="6307" w:type="dxa"/>
-            <w:shd w:val="clear" w:color="auto" w:fill="auto"/>
           </w:tcPr>
           <w:p>
             <w:pPr>
@@ -6606,7 +6560,6 @@
         <w:tc>
           <w:tcPr>
             <w:tcW w:w="6307" w:type="dxa"/>
-            <w:shd w:val="clear" w:color="auto" w:fill="auto"/>
           </w:tcPr>
           <w:p>
             <w:pPr>
@@ -6655,7 +6608,6 @@
         <w:tc>
           <w:tcPr>
             <w:tcW w:w="6307" w:type="dxa"/>
-            <w:shd w:val="clear" w:color="auto" w:fill="auto"/>
           </w:tcPr>
           <w:p>
             <w:pPr>
@@ -10947,12 +10899,7 @@
 </file>
 
 <file path=customXml/item1.xml><?xml version="1.0" encoding="utf-8"?>
-<?mso-contentType ?>
-<FormTemplates xmlns="http://schemas.microsoft.com/sharepoint/v3/contenttype/forms">
-  <Display>DocumentLibraryForm</Display>
-  <Edit>DocumentLibraryForm</Edit>
-  <New>DocumentLibraryForm</New>
-</FormTemplates>
+<b:Sources xmlns:b="http://schemas.openxmlformats.org/officeDocument/2006/bibliography" xmlns="http://schemas.openxmlformats.org/officeDocument/2006/bibliography" SelectedStyle="\APA.XSL" StyleName="APA"/>
 </file>
 
 <file path=customXml/item2.xml><?xml version="1.0" encoding="utf-8"?>
@@ -11157,7 +11104,12 @@
 </file>
 
 <file path=customXml/item3.xml><?xml version="1.0" encoding="utf-8"?>
-<b:Sources xmlns:b="http://schemas.openxmlformats.org/officeDocument/2006/bibliography" xmlns="http://schemas.openxmlformats.org/officeDocument/2006/bibliography" SelectedStyle="\APA.XSL" StyleName="APA"/>
+<?mso-contentType ?>
+<FormTemplates xmlns="http://schemas.microsoft.com/sharepoint/v3/contenttype/forms">
+  <Display>DocumentLibraryForm</Display>
+  <Edit>DocumentLibraryForm</Edit>
+  <New>DocumentLibraryForm</New>
+</FormTemplates>
 </file>
 
 <file path=customXml/item4.xml><?xml version="1.0" encoding="utf-8"?>
@@ -11172,9 +11124,9 @@
 </file>
 
 <file path=customXml/itemProps1.xml><?xml version="1.0" encoding="utf-8"?>
-<ds:datastoreItem xmlns:ds="http://schemas.openxmlformats.org/officeDocument/2006/customXml" ds:itemID="{CCE6599A-36B8-44FE-B308-7215EB1D9B0D}">
+<ds:datastoreItem xmlns:ds="http://schemas.openxmlformats.org/officeDocument/2006/customXml" ds:itemID="{A145E529-ADFD-4F9E-BF03-266B66948D73}">
   <ds:schemaRefs>
-    <ds:schemaRef ds:uri="http://schemas.microsoft.com/sharepoint/v3/contenttype/forms"/>
+    <ds:schemaRef ds:uri="http://schemas.openxmlformats.org/officeDocument/2006/bibliography"/>
   </ds:schemaRefs>
 </ds:datastoreItem>
 </file>
@@ -11199,9 +11151,9 @@
 </file>
 
 <file path=customXml/itemProps3.xml><?xml version="1.0" encoding="utf-8"?>
-<ds:datastoreItem xmlns:ds="http://schemas.openxmlformats.org/officeDocument/2006/customXml" ds:itemID="{A145E529-ADFD-4F9E-BF03-266B66948D73}">
+<ds:datastoreItem xmlns:ds="http://schemas.openxmlformats.org/officeDocument/2006/customXml" ds:itemID="{CCE6599A-36B8-44FE-B308-7215EB1D9B0D}">
   <ds:schemaRefs>
-    <ds:schemaRef ds:uri="http://schemas.openxmlformats.org/officeDocument/2006/bibliography"/>
+    <ds:schemaRef ds:uri="http://schemas.microsoft.com/sharepoint/v3/contenttype/forms"/>
   </ds:schemaRefs>
 </ds:datastoreItem>
 </file>

--- a/Documents/projektisuunnitelma.docx
+++ b/Documents/projektisuunnitelma.docx
@@ -12,7 +12,7 @@
     </w:p>
     <w:p>
       <w:pPr>
-        <w:pStyle w:val="FootnoteText"/>
+        <w:pStyle w:val="Alaviitteenteksti"/>
       </w:pPr>
     </w:p>
     <w:p>
@@ -33,7 +33,7 @@
     </w:p>
     <w:p>
       <w:pPr>
-        <w:pStyle w:val="Header"/>
+        <w:pStyle w:val="Yltunniste"/>
         <w:tabs>
           <w:tab w:val="clear" w:pos="4819"/>
           <w:tab w:val="clear" w:pos="9638"/>
@@ -78,7 +78,7 @@
     </w:p>
     <w:p>
       <w:pPr>
-        <w:pStyle w:val="Heading7"/>
+        <w:pStyle w:val="Otsikko7"/>
         <w:ind w:firstLine="0"/>
         <w:jc w:val="center"/>
       </w:pPr>
@@ -129,7 +129,7 @@
     </w:p>
     <w:p>
       <w:pPr>
-        <w:pStyle w:val="Header"/>
+        <w:pStyle w:val="Yltunniste"/>
         <w:tabs>
           <w:tab w:val="clear" w:pos="4819"/>
           <w:tab w:val="clear" w:pos="9638"/>
@@ -143,7 +143,7 @@
     </w:p>
     <w:p>
       <w:pPr>
-        <w:pStyle w:val="Header"/>
+        <w:pStyle w:val="Yltunniste"/>
         <w:tabs>
           <w:tab w:val="clear" w:pos="4819"/>
           <w:tab w:val="clear" w:pos="9638"/>
@@ -157,7 +157,7 @@
     </w:p>
     <w:p>
       <w:pPr>
-        <w:pStyle w:val="Header"/>
+        <w:pStyle w:val="Yltunniste"/>
         <w:tabs>
           <w:tab w:val="clear" w:pos="4819"/>
           <w:tab w:val="clear" w:pos="9638"/>
@@ -171,7 +171,7 @@
     </w:p>
     <w:p>
       <w:pPr>
-        <w:pStyle w:val="Header"/>
+        <w:pStyle w:val="Yltunniste"/>
         <w:tabs>
           <w:tab w:val="clear" w:pos="4819"/>
           <w:tab w:val="clear" w:pos="9638"/>
@@ -185,7 +185,7 @@
     </w:p>
     <w:p>
       <w:pPr>
-        <w:pStyle w:val="Header"/>
+        <w:pStyle w:val="Yltunniste"/>
         <w:tabs>
           <w:tab w:val="clear" w:pos="4819"/>
           <w:tab w:val="clear" w:pos="9638"/>
@@ -199,7 +199,7 @@
     </w:p>
     <w:p>
       <w:pPr>
-        <w:pStyle w:val="Header"/>
+        <w:pStyle w:val="Yltunniste"/>
         <w:tabs>
           <w:tab w:val="clear" w:pos="4819"/>
           <w:tab w:val="clear" w:pos="9638"/>
@@ -213,7 +213,7 @@
     </w:p>
     <w:p>
       <w:pPr>
-        <w:pStyle w:val="Header"/>
+        <w:pStyle w:val="Yltunniste"/>
         <w:tabs>
           <w:tab w:val="clear" w:pos="4819"/>
           <w:tab w:val="clear" w:pos="9638"/>
@@ -227,7 +227,7 @@
     </w:p>
     <w:tbl>
       <w:tblPr>
-        <w:tblStyle w:val="TableGrid"/>
+        <w:tblStyle w:val="TaulukkoRuudukko"/>
         <w:tblW w:w="0" w:type="auto"/>
         <w:jc w:val="center"/>
         <w:tblLook w:val="04A0" w:firstRow="1" w:lastRow="0" w:firstColumn="1" w:lastColumn="0" w:noHBand="0" w:noVBand="1"/>
@@ -247,7 +247,7 @@
           </w:tcPr>
           <w:p>
             <w:pPr>
-              <w:pStyle w:val="Header"/>
+              <w:pStyle w:val="Yltunniste"/>
               <w:tabs>
                 <w:tab w:val="clear" w:pos="4819"/>
                 <w:tab w:val="clear" w:pos="9638"/>
@@ -279,7 +279,7 @@
           </w:tcPr>
           <w:p>
             <w:pPr>
-              <w:pStyle w:val="Header"/>
+              <w:pStyle w:val="Yltunniste"/>
               <w:tabs>
                 <w:tab w:val="clear" w:pos="4819"/>
                 <w:tab w:val="clear" w:pos="9638"/>
@@ -310,7 +310,7 @@
     </w:tbl>
     <w:p>
       <w:pPr>
-        <w:pStyle w:val="Header"/>
+        <w:pStyle w:val="Yltunniste"/>
         <w:tabs>
           <w:tab w:val="clear" w:pos="4819"/>
           <w:tab w:val="clear" w:pos="9638"/>
@@ -354,7 +354,7 @@
     </w:p>
     <w:tbl>
       <w:tblPr>
-        <w:tblStyle w:val="TableGrid"/>
+        <w:tblStyle w:val="TaulukkoRuudukko"/>
         <w:tblW w:w="0" w:type="auto"/>
         <w:tblLook w:val="04A0" w:firstRow="1" w:lastRow="0" w:firstColumn="1" w:lastColumn="0" w:noHBand="0" w:noVBand="1"/>
       </w:tblPr>
@@ -581,7 +581,7 @@
     </w:p>
     <w:p>
       <w:pPr>
-        <w:pStyle w:val="Heading1"/>
+        <w:pStyle w:val="Otsikko1"/>
         <w:keepLines/>
         <w:shd w:val="pct10" w:color="auto" w:fill="auto"/>
         <w:autoSpaceDE/>
@@ -1160,7 +1160,7 @@
     </w:p>
     <w:p>
       <w:pPr>
-        <w:pStyle w:val="Heading1"/>
+        <w:pStyle w:val="Otsikko1"/>
         <w:keepLines/>
         <w:shd w:val="pct10" w:color="auto" w:fill="auto"/>
         <w:autoSpaceDE/>
@@ -1273,7 +1273,7 @@
         <w:rPr>
           <w:rFonts w:ascii="Verdana" w:hAnsi="Verdana"/>
         </w:rPr>
-        <w:t>Esitutkimuksessa asetetaan yleiset järjestelmätason vaatimukset ja laaditaan alustavat asiakasvaatimukset. Tärkein  ratkaistava asia on asiakkaan todellisten tarpeiden selvi</w:t>
+        <w:t>Esitutkimuksessa asetetaan yleiset järjestelmätason vaatimukset ja laaditaan alustavat asiakasvaatimukset. Tärkein ratkaistava asia on asiakkaan todellisten tarpeiden selvi</w:t>
       </w:r>
       <w:r>
         <w:rPr>
@@ -1398,7 +1398,7 @@
     </w:p>
     <w:p>
       <w:pPr>
-        <w:pStyle w:val="ListParagraph"/>
+        <w:pStyle w:val="Luettelokappale"/>
         <w:keepNext/>
         <w:numPr>
           <w:ilvl w:val="0"/>
@@ -1423,7 +1423,7 @@
     </w:p>
     <w:p>
       <w:pPr>
-        <w:pStyle w:val="Heading2"/>
+        <w:pStyle w:val="Otsikko2"/>
         <w:numPr>
           <w:ilvl w:val="0"/>
           <w:numId w:val="0"/>
@@ -1552,7 +1552,23 @@
           <w:color w:val="FF0000"/>
           <w:szCs w:val="22"/>
         </w:rPr>
-        <w:t>käyttöjärjestelmä ja tietoturvaoh</w:t>
+        <w:t>käyttöjärjestelmä</w:t>
+      </w:r>
+      <w:r>
+        <w:rPr>
+          <w:rFonts w:ascii="Verdana" w:hAnsi="Verdana"/>
+          <w:color w:val="FF0000"/>
+          <w:szCs w:val="22"/>
+        </w:rPr>
+        <w:t xml:space="preserve"> ja </w:t>
+      </w:r>
+      <w:r>
+        <w:rPr>
+          <w:rFonts w:ascii="Verdana" w:hAnsi="Verdana"/>
+          <w:color w:val="FF0000"/>
+          <w:szCs w:val="22"/>
+        </w:rPr>
+        <w:t>tietoturvaoh</w:t>
       </w:r>
       <w:r>
         <w:rPr>
@@ -1589,21 +1605,28 @@
           <w:rFonts w:ascii="Verdana" w:hAnsi="Verdana" w:cs="Verdana"/>
           <w:color w:val="FF0000"/>
         </w:rPr>
-        <w:t xml:space="preserve">Palvelintietokone, jossa </w:t>
-      </w:r>
-      <w:r>
-        <w:rPr>
-          <w:rFonts w:ascii="Verdana" w:hAnsi="Verdana"/>
+        <w:t>P</w:t>
+      </w:r>
+      <w:r>
+        <w:rPr>
+          <w:rFonts w:ascii="Verdana" w:hAnsi="Verdana" w:cs="Verdana"/>
           <w:color w:val="FF0000"/>
         </w:rPr>
-        <w:t>käyttöjärjestelmänä on uusin Windows –tai Linux-käyttöjärjestelmä ja tietoturvaohjelmapaketti.</w:t>
-      </w:r>
-      <w:r>
-        <w:rPr>
-          <w:rFonts w:ascii="Verdana" w:hAnsi="Verdana"/>
+        <w:t>aikallinen kone</w:t>
+      </w:r>
+      <w:r>
+        <w:rPr>
+          <w:rFonts w:ascii="Verdana" w:hAnsi="Verdana" w:cs="Verdana"/>
           <w:color w:val="FF0000"/>
         </w:rPr>
-        <w:t xml:space="preserve"> Palvelimessa ajetaan tuotteeseen valittua tietokantaratkaisua.</w:t>
+        <w:t xml:space="preserve">, jossa </w:t>
+      </w:r>
+      <w:r>
+        <w:rPr>
+          <w:rFonts w:ascii="Verdana" w:hAnsi="Verdana"/>
+          <w:color w:val="FF0000"/>
+        </w:rPr>
+        <w:t>käyttöjärjestelmänä on uusin Windows –tai Linux-käyttöjärjestelmä ja tietoturvaohjelmapaketti. Palvelimessa ajetaan tuotteeseen valittua tietokantaratkaisua.</w:t>
       </w:r>
     </w:p>
     <w:p>
@@ -1710,7 +1733,7 @@
         <w:contextualSpacing/>
         <w:rPr>
           <w:rFonts w:ascii="Verdana" w:hAnsi="Verdana" w:cs="Verdana"/>
-          <w:color w:val="FF0000"/>
+          <w:color w:val="7F7F7F" w:themeColor="text1" w:themeTint="80"/>
           <w:sz w:val="28"/>
         </w:rPr>
       </w:pPr>
@@ -1718,7 +1741,15 @@
       <w:r>
         <w:rPr>
           <w:rFonts w:ascii="Verdana" w:hAnsi="Verdana"/>
-          <w:color w:val="FF0000"/>
+          <w:color w:val="7F7F7F" w:themeColor="text1" w:themeTint="80"/>
+          <w:szCs w:val="22"/>
+        </w:rPr>
+        <w:t xml:space="preserve">// </w:t>
+      </w:r>
+      <w:r>
+        <w:rPr>
+          <w:rFonts w:ascii="Verdana" w:hAnsi="Verdana"/>
+          <w:color w:val="7F7F7F" w:themeColor="text1" w:themeTint="80"/>
           <w:szCs w:val="22"/>
         </w:rPr>
         <w:t>RFID–kortin lukulaite, joka on kiinnitettynä kohdejärjestelmän tietokoneen sarjaporttiin.</w:t>
@@ -1736,46 +1767,31 @@
         <w:contextualSpacing/>
         <w:rPr>
           <w:rFonts w:ascii="Verdana" w:hAnsi="Verdana" w:cs="Verdana"/>
-          <w:color w:val="FF0000"/>
+          <w:color w:val="7F7F7F" w:themeColor="text1" w:themeTint="80"/>
           <w:sz w:val="28"/>
         </w:rPr>
       </w:pPr>
       <w:r>
         <w:rPr>
           <w:rFonts w:ascii="Verdana" w:hAnsi="Verdana"/>
-          <w:color w:val="FF0000"/>
-        </w:rPr>
-        <w:t xml:space="preserve">RFID–kortteja, jotka </w:t>
-      </w:r>
-      <w:r>
-        <w:rPr>
-          <w:rFonts w:ascii="Verdana" w:hAnsi="Verdana"/>
-          <w:color w:val="FF0000"/>
-        </w:rPr>
-        <w:t xml:space="preserve">ovat järjestelmän pankkikortteja ja </w:t>
-      </w:r>
-      <w:r>
-        <w:rPr>
-          <w:rFonts w:ascii="Verdana" w:hAnsi="Verdana"/>
-          <w:color w:val="FF0000"/>
-        </w:rPr>
-        <w:t xml:space="preserve">kommunikoivat RFID-kortin lukulaitteen </w:t>
-      </w:r>
-      <w:r>
-        <w:rPr>
-          <w:rFonts w:ascii="Verdana" w:hAnsi="Verdana"/>
-          <w:color w:val="FF0000"/>
+          <w:color w:val="7F7F7F" w:themeColor="text1" w:themeTint="80"/>
+        </w:rPr>
+        <w:t xml:space="preserve">// </w:t>
+      </w:r>
+      <w:r>
+        <w:rPr>
+          <w:rFonts w:ascii="Verdana" w:hAnsi="Verdana"/>
+          <w:color w:val="7F7F7F" w:themeColor="text1" w:themeTint="80"/>
+        </w:rPr>
+        <w:t xml:space="preserve">RFID–kortteja, jotka ovat järjestelmän pankkikortteja ja kommunikoivat RFID-kortin lukulaitteen </w:t>
+      </w:r>
+      <w:r>
+        <w:rPr>
+          <w:rFonts w:ascii="Verdana" w:hAnsi="Verdana"/>
+          <w:color w:val="7F7F7F" w:themeColor="text1" w:themeTint="80"/>
           <w:szCs w:val="22"/>
         </w:rPr>
-        <w:t>kanssa</w:t>
-      </w:r>
-      <w:r>
-        <w:rPr>
-          <w:rFonts w:ascii="Verdana" w:hAnsi="Verdana"/>
-          <w:color w:val="FF0000"/>
-          <w:szCs w:val="22"/>
-        </w:rPr>
-        <w:t>.</w:t>
+        <w:t>kanssa.</w:t>
       </w:r>
     </w:p>
     <w:p>
@@ -1919,7 +1935,7 @@
     </w:p>
     <w:p>
       <w:pPr>
-        <w:pStyle w:val="ListParagraph"/>
+        <w:pStyle w:val="Luettelokappale"/>
         <w:spacing w:line="360" w:lineRule="auto"/>
         <w:ind w:left="0"/>
         <w:jc w:val="both"/>
@@ -2004,7 +2020,7 @@
     </w:p>
     <w:p>
       <w:pPr>
-        <w:pStyle w:val="ListParagraph"/>
+        <w:pStyle w:val="Luettelokappale"/>
         <w:numPr>
           <w:ilvl w:val="0"/>
           <w:numId w:val="19"/>
@@ -2020,61 +2036,70 @@
       <w:r>
         <w:rPr>
           <w:rFonts w:ascii="Verdana" w:hAnsi="Verdana"/>
-          <w:color w:val="FF0000"/>
+          <w:color w:val="7F7F7F" w:themeColor="text1" w:themeTint="80"/>
           <w:sz w:val="24"/>
           <w:szCs w:val="24"/>
         </w:rPr>
-        <w:t>Järjestelmän käyttäjäksi kirjaudutaan RFID –kortin avulla. Kortti laitetaan lukulaitteeseen</w:t>
-      </w:r>
-      <w:r>
-        <w:rPr>
-          <w:rFonts w:ascii="Verdana" w:hAnsi="Verdana"/>
-          <w:color w:val="FF0000"/>
+        <w:t xml:space="preserve">// </w:t>
+      </w:r>
+      <w:r>
+        <w:rPr>
+          <w:rFonts w:ascii="Verdana" w:hAnsi="Verdana"/>
+          <w:color w:val="7F7F7F" w:themeColor="text1" w:themeTint="80"/>
           <w:sz w:val="24"/>
           <w:szCs w:val="24"/>
         </w:rPr>
-        <w:t>,</w:t>
-      </w:r>
-      <w:r>
-        <w:rPr>
-          <w:rFonts w:ascii="Verdana" w:hAnsi="Verdana"/>
-          <w:color w:val="FF0000"/>
+        <w:t>Järjestelmän käyttäjäksi kirjaudutaan RFID –kortin avulla. Kortti laitetaan lukulaitteeseen</w:t>
+      </w:r>
+      <w:r>
+        <w:rPr>
+          <w:rFonts w:ascii="Verdana" w:hAnsi="Verdana"/>
+          <w:color w:val="7F7F7F" w:themeColor="text1" w:themeTint="80"/>
           <w:sz w:val="24"/>
           <w:szCs w:val="24"/>
         </w:rPr>
-        <w:t xml:space="preserve"> joka on kiinnitetty </w:t>
-      </w:r>
-      <w:r>
-        <w:rPr>
-          <w:rFonts w:ascii="Verdana" w:hAnsi="Verdana"/>
-          <w:color w:val="FF0000"/>
+        <w:t>,</w:t>
+      </w:r>
+      <w:r>
+        <w:rPr>
+          <w:rFonts w:ascii="Verdana" w:hAnsi="Verdana"/>
+          <w:color w:val="7F7F7F" w:themeColor="text1" w:themeTint="80"/>
           <w:sz w:val="24"/>
           <w:szCs w:val="24"/>
         </w:rPr>
-        <w:t xml:space="preserve">kohdejärjestelmän </w:t>
-      </w:r>
-      <w:r>
-        <w:rPr>
-          <w:rFonts w:ascii="Verdana" w:hAnsi="Verdana"/>
-          <w:color w:val="FF0000"/>
+        <w:t xml:space="preserve"> joka on kiinnitetty </w:t>
+      </w:r>
+      <w:r>
+        <w:rPr>
+          <w:rFonts w:ascii="Verdana" w:hAnsi="Verdana"/>
+          <w:color w:val="7F7F7F" w:themeColor="text1" w:themeTint="80"/>
           <w:sz w:val="24"/>
           <w:szCs w:val="24"/>
         </w:rPr>
-        <w:t xml:space="preserve">tietokoneen </w:t>
-      </w:r>
-      <w:r>
-        <w:rPr>
-          <w:rFonts w:ascii="Verdana" w:hAnsi="Verdana"/>
-          <w:color w:val="FF0000"/>
+        <w:t xml:space="preserve">kohdejärjestelmän </w:t>
+      </w:r>
+      <w:r>
+        <w:rPr>
+          <w:rFonts w:ascii="Verdana" w:hAnsi="Verdana"/>
+          <w:color w:val="7F7F7F" w:themeColor="text1" w:themeTint="80"/>
           <w:sz w:val="24"/>
           <w:szCs w:val="24"/>
         </w:rPr>
+        <w:t xml:space="preserve">tietokoneen </w:t>
+      </w:r>
+      <w:r>
+        <w:rPr>
+          <w:rFonts w:ascii="Verdana" w:hAnsi="Verdana"/>
+          <w:color w:val="7F7F7F" w:themeColor="text1" w:themeTint="80"/>
+          <w:sz w:val="24"/>
+          <w:szCs w:val="24"/>
+        </w:rPr>
         <w:t>sarjaporttiin.</w:t>
       </w:r>
     </w:p>
     <w:p>
       <w:pPr>
-        <w:pStyle w:val="ListParagraph"/>
+        <w:pStyle w:val="Luettelokappale"/>
         <w:numPr>
           <w:ilvl w:val="0"/>
           <w:numId w:val="19"/>
@@ -2082,7 +2107,7 @@
         <w:spacing w:line="360" w:lineRule="auto"/>
         <w:rPr>
           <w:rFonts w:ascii="Verdana" w:hAnsi="Verdana"/>
-          <w:color w:val="FF0000"/>
+          <w:color w:val="7F7F7F" w:themeColor="text1" w:themeTint="80"/>
           <w:sz w:val="24"/>
           <w:szCs w:val="24"/>
         </w:rPr>
@@ -2090,43 +2115,25 @@
       <w:r>
         <w:rPr>
           <w:rFonts w:ascii="Verdana" w:hAnsi="Verdana"/>
-          <w:color w:val="FF0000"/>
+          <w:color w:val="7F7F7F" w:themeColor="text1" w:themeTint="80"/>
           <w:sz w:val="24"/>
           <w:szCs w:val="24"/>
         </w:rPr>
-        <w:t xml:space="preserve">Kun kortti on onnistuneesti luettu, niin käyttäjältä kysytään tunnusluku, jonka jälkeen </w:t>
-      </w:r>
-      <w:r>
-        <w:rPr>
-          <w:rFonts w:ascii="Verdana" w:hAnsi="Verdana"/>
-          <w:color w:val="FF0000"/>
+        <w:t xml:space="preserve">// </w:t>
+      </w:r>
+      <w:r>
+        <w:rPr>
+          <w:rFonts w:ascii="Verdana" w:hAnsi="Verdana"/>
+          <w:color w:val="7F7F7F" w:themeColor="text1" w:themeTint="80"/>
           <w:sz w:val="24"/>
           <w:szCs w:val="24"/>
         </w:rPr>
-        <w:t xml:space="preserve">käyttäjä on kirjautuneena järjestelmän käyttäjäksi  ja pankkiautomaattisovelluksen </w:t>
-      </w:r>
-      <w:r>
-        <w:rPr>
-          <w:rFonts w:ascii="Verdana" w:hAnsi="Verdana"/>
-          <w:color w:val="FF0000"/>
-          <w:sz w:val="24"/>
-          <w:szCs w:val="24"/>
-        </w:rPr>
-        <w:t>käyttöliittymä avautuu</w:t>
-      </w:r>
-      <w:r>
-        <w:rPr>
-          <w:rFonts w:ascii="Verdana" w:hAnsi="Verdana"/>
-          <w:color w:val="FF0000"/>
-          <w:sz w:val="24"/>
-          <w:szCs w:val="24"/>
-        </w:rPr>
-        <w:t xml:space="preserve">. </w:t>
-      </w:r>
-    </w:p>
-    <w:p>
-      <w:pPr>
-        <w:pStyle w:val="ListParagraph"/>
+        <w:t>Kun kortti on onnistuneesti luettu, niin käyttäjältä kysytään tunnusluku, jonka jälkeen käyttäjä on kirjautuneena järjestelmän käyttäjäksi ja pankkiautomaattisovelluksen käyttöliittymä avautuu.</w:t>
+      </w:r>
+    </w:p>
+    <w:p>
+      <w:pPr>
+        <w:pStyle w:val="Luettelokappale"/>
         <w:numPr>
           <w:ilvl w:val="0"/>
           <w:numId w:val="19"/>
@@ -2146,7 +2153,7 @@
           <w:sz w:val="24"/>
           <w:szCs w:val="24"/>
         </w:rPr>
-        <w:t xml:space="preserve">Järjestelmää käytetään </w:t>
+        <w:t xml:space="preserve">Järjestelmässä on </w:t>
       </w:r>
       <w:r>
         <w:rPr>
@@ -2155,7 +2162,7 @@
           <w:sz w:val="24"/>
           <w:szCs w:val="24"/>
         </w:rPr>
-        <w:t>pankkiautomaattisovelluksen</w:t>
+        <w:t>aloitusnäyttö,</w:t>
       </w:r>
       <w:r>
         <w:rPr>
@@ -2164,7 +2171,7 @@
           <w:sz w:val="24"/>
           <w:szCs w:val="24"/>
         </w:rPr>
-        <w:t xml:space="preserve"> </w:t>
+        <w:t xml:space="preserve"> joka toivottaa tervetulleeksi käyttäjän pankkiautomaatille ja hän aloittaa automaatinkäytön painamalla nappia</w:t>
       </w:r>
       <w:r>
         <w:rPr>
@@ -2173,7 +2180,7 @@
           <w:sz w:val="24"/>
           <w:szCs w:val="24"/>
         </w:rPr>
-        <w:t xml:space="preserve">tarjoaman käyttöliittymän </w:t>
+        <w:t>,</w:t>
       </w:r>
       <w:r>
         <w:rPr>
@@ -2182,17 +2189,24 @@
           <w:sz w:val="24"/>
           <w:szCs w:val="24"/>
         </w:rPr>
-        <w:t>avulla</w:t>
-      </w:r>
-      <w:r>
+        <w:t xml:space="preserve"> jonka jälkeen siirrytään kirjautumissivulle. </w:t>
+      </w:r>
+    </w:p>
+    <w:p>
+      <w:pPr>
+        <w:pStyle w:val="Luettelokappale"/>
+        <w:numPr>
+          <w:ilvl w:val="0"/>
+          <w:numId w:val="19"/>
+        </w:numPr>
+        <w:spacing w:line="360" w:lineRule="auto"/>
         <w:rPr>
           <w:rFonts w:ascii="Verdana" w:hAnsi="Verdana"/>
           <w:color w:val="FF0000"/>
           <w:sz w:val="24"/>
           <w:szCs w:val="24"/>
         </w:rPr>
-        <w:t>.</w:t>
-      </w:r>
+      </w:pPr>
       <w:r>
         <w:rPr>
           <w:rFonts w:ascii="Verdana" w:hAnsi="Verdana"/>
@@ -2200,12 +2214,208 @@
           <w:sz w:val="24"/>
           <w:szCs w:val="24"/>
         </w:rPr>
+        <w:t>K</w:t>
+      </w:r>
+      <w:r>
+        <w:rPr>
+          <w:rFonts w:ascii="Verdana" w:hAnsi="Verdana"/>
+          <w:color w:val="FF0000"/>
+          <w:sz w:val="24"/>
+          <w:szCs w:val="24"/>
+        </w:rPr>
+        <w:t xml:space="preserve">äyttäjältä kysytään </w:t>
+      </w:r>
+      <w:r>
+        <w:rPr>
+          <w:rFonts w:ascii="Verdana" w:hAnsi="Verdana"/>
+          <w:color w:val="FF0000"/>
+          <w:sz w:val="24"/>
+          <w:szCs w:val="24"/>
+        </w:rPr>
+        <w:t>tunnistekoodi ja PIN-koodi</w:t>
+      </w:r>
+      <w:r>
+        <w:rPr>
+          <w:rFonts w:ascii="Verdana" w:hAnsi="Verdana"/>
+          <w:color w:val="FF0000"/>
+          <w:sz w:val="24"/>
+          <w:szCs w:val="24"/>
+        </w:rPr>
+        <w:t xml:space="preserve">, jonka jälkeen </w:t>
+      </w:r>
+      <w:r>
+        <w:rPr>
+          <w:rFonts w:ascii="Verdana" w:hAnsi="Verdana"/>
+          <w:color w:val="FF0000"/>
+          <w:sz w:val="24"/>
+          <w:szCs w:val="24"/>
+        </w:rPr>
+        <w:t>käyttäjä on kirjautuneena järjestelmä</w:t>
+      </w:r>
+      <w:r>
+        <w:rPr>
+          <w:rFonts w:ascii="Verdana" w:hAnsi="Verdana"/>
+          <w:color w:val="FF0000"/>
+          <w:sz w:val="24"/>
+          <w:szCs w:val="24"/>
+        </w:rPr>
+        <w:t>än</w:t>
+      </w:r>
+      <w:r>
+        <w:rPr>
+          <w:rFonts w:ascii="Verdana" w:hAnsi="Verdana"/>
+          <w:color w:val="FF0000"/>
+          <w:sz w:val="24"/>
+          <w:szCs w:val="24"/>
+        </w:rPr>
+        <w:t xml:space="preserve"> ja pankkiautomaattisovelluksen </w:t>
+      </w:r>
+      <w:r>
+        <w:rPr>
+          <w:rFonts w:ascii="Verdana" w:hAnsi="Verdana"/>
+          <w:color w:val="FF0000"/>
+          <w:sz w:val="24"/>
+          <w:szCs w:val="24"/>
+        </w:rPr>
+        <w:t>käyttöliittymä avautuu</w:t>
+      </w:r>
+      <w:r>
+        <w:rPr>
+          <w:rFonts w:ascii="Verdana" w:hAnsi="Verdana"/>
+          <w:color w:val="FF0000"/>
+          <w:sz w:val="24"/>
+          <w:szCs w:val="24"/>
+        </w:rPr>
+        <w:t xml:space="preserve">. </w:t>
+      </w:r>
+      <w:r>
+        <w:rPr>
+          <w:rFonts w:ascii="Verdana" w:hAnsi="Verdana"/>
+          <w:color w:val="FF0000"/>
+          <w:sz w:val="24"/>
+          <w:szCs w:val="24"/>
+        </w:rPr>
+        <w:t>Kolmesta virheellisesti yrityksestä kortti lukittuu</w:t>
+      </w:r>
+      <w:r>
+        <w:rPr>
+          <w:rFonts w:ascii="Verdana" w:hAnsi="Verdana"/>
+          <w:color w:val="FF0000"/>
+          <w:sz w:val="24"/>
+          <w:szCs w:val="24"/>
+        </w:rPr>
+        <w:t xml:space="preserve"> ja tallentuu tietokantaan</w:t>
+      </w:r>
+      <w:r>
+        <w:rPr>
+          <w:rFonts w:ascii="Verdana" w:hAnsi="Verdana"/>
+          <w:color w:val="FF0000"/>
+          <w:sz w:val="24"/>
+          <w:szCs w:val="24"/>
+        </w:rPr>
+        <w:t>. Järjestelmä palautuu alkunäyttöön</w:t>
+      </w:r>
+      <w:r>
+        <w:rPr>
+          <w:rFonts w:ascii="Verdana" w:hAnsi="Verdana"/>
+          <w:color w:val="FF0000"/>
+          <w:sz w:val="24"/>
+          <w:szCs w:val="24"/>
+        </w:rPr>
+        <w:t>,</w:t>
+      </w:r>
+      <w:r>
+        <w:rPr>
+          <w:rFonts w:ascii="Verdana" w:hAnsi="Verdana"/>
+          <w:color w:val="FF0000"/>
+          <w:sz w:val="24"/>
+          <w:szCs w:val="24"/>
+        </w:rPr>
+        <w:t xml:space="preserve"> jos käyttäjä on kirjautumisvalikossa 30 sekuntia inaktiivinen.</w:t>
+      </w:r>
+    </w:p>
+    <w:p>
+      <w:pPr>
+        <w:pStyle w:val="Luettelokappale"/>
+        <w:numPr>
+          <w:ilvl w:val="0"/>
+          <w:numId w:val="19"/>
+        </w:numPr>
+        <w:spacing w:line="360" w:lineRule="auto"/>
+        <w:rPr>
+          <w:rFonts w:ascii="Verdana" w:hAnsi="Verdana"/>
+          <w:color w:val="FF0000"/>
+          <w:sz w:val="24"/>
+          <w:szCs w:val="24"/>
+        </w:rPr>
+      </w:pPr>
+      <w:r>
+        <w:rPr>
+          <w:rFonts w:ascii="Verdana" w:hAnsi="Verdana"/>
+          <w:color w:val="FF0000"/>
+          <w:sz w:val="24"/>
+          <w:szCs w:val="24"/>
+        </w:rPr>
+        <w:t xml:space="preserve">Järjestelmää käytetään </w:t>
+      </w:r>
+      <w:r>
+        <w:rPr>
+          <w:rFonts w:ascii="Verdana" w:hAnsi="Verdana"/>
+          <w:color w:val="FF0000"/>
+          <w:sz w:val="24"/>
+          <w:szCs w:val="24"/>
+        </w:rPr>
+        <w:t>pankkiautomaattisovelluksen</w:t>
+      </w:r>
+      <w:r>
+        <w:rPr>
+          <w:rFonts w:ascii="Verdana" w:hAnsi="Verdana"/>
+          <w:color w:val="FF0000"/>
+          <w:sz w:val="24"/>
+          <w:szCs w:val="24"/>
+        </w:rPr>
         <w:t xml:space="preserve"> </w:t>
       </w:r>
-    </w:p>
-    <w:p>
-      <w:pPr>
-        <w:pStyle w:val="ListParagraph"/>
+      <w:r>
+        <w:rPr>
+          <w:rFonts w:ascii="Verdana" w:hAnsi="Verdana"/>
+          <w:color w:val="FF0000"/>
+          <w:sz w:val="24"/>
+          <w:szCs w:val="24"/>
+        </w:rPr>
+        <w:t xml:space="preserve">tarjoaman käyttöliittymän </w:t>
+      </w:r>
+      <w:r>
+        <w:rPr>
+          <w:rFonts w:ascii="Verdana" w:hAnsi="Verdana"/>
+          <w:color w:val="FF0000"/>
+          <w:sz w:val="24"/>
+          <w:szCs w:val="24"/>
+        </w:rPr>
+        <w:t>avulla</w:t>
+      </w:r>
+      <w:r>
+        <w:rPr>
+          <w:rFonts w:ascii="Verdana" w:hAnsi="Verdana"/>
+          <w:color w:val="FF0000"/>
+          <w:sz w:val="24"/>
+          <w:szCs w:val="24"/>
+        </w:rPr>
+        <w:t>.</w:t>
+      </w:r>
+      <w:r>
+        <w:rPr>
+          <w:rFonts w:ascii="Verdana" w:hAnsi="Verdana"/>
+          <w:color w:val="FF0000"/>
+          <w:sz w:val="24"/>
+          <w:szCs w:val="24"/>
+        </w:rPr>
+        <w:t xml:space="preserve"> </w:t>
+      </w:r>
+    </w:p>
+    <w:p>
+      <w:pPr>
+        <w:pStyle w:val="Luettelokappale"/>
         <w:numPr>
           <w:ilvl w:val="0"/>
           <w:numId w:val="19"/>
@@ -2226,7 +2436,7 @@
           <w:sz w:val="24"/>
           <w:szCs w:val="24"/>
         </w:rPr>
-        <w:t>Pankkkiautomaattisovelluksella</w:t>
+        <w:t>Pankkiautomaattisovelluksella</w:t>
       </w:r>
       <w:r>
         <w:rPr>
@@ -2336,7 +2546,7 @@
     </w:p>
     <w:p>
       <w:pPr>
-        <w:pStyle w:val="Heading1"/>
+        <w:pStyle w:val="Otsikko1"/>
         <w:keepLines/>
         <w:shd w:val="pct10" w:color="auto" w:fill="auto"/>
         <w:autoSpaceDE/>
@@ -2486,7 +2696,7 @@
     </w:p>
     <w:p>
       <w:pPr>
-        <w:pStyle w:val="Heading2"/>
+        <w:pStyle w:val="Otsikko2"/>
         <w:numPr>
           <w:ilvl w:val="0"/>
           <w:numId w:val="0"/>
@@ -2561,7 +2771,7 @@
     </w:p>
     <w:p>
       <w:pPr>
-        <w:pStyle w:val="Heading2"/>
+        <w:pStyle w:val="Otsikko2"/>
         <w:numPr>
           <w:ilvl w:val="0"/>
           <w:numId w:val="0"/>
@@ -2608,7 +2818,19 @@
         <w:rPr>
           <w:rFonts w:ascii="Verdana" w:hAnsi="Verdana"/>
         </w:rPr>
-        <w:t xml:space="preserve">Projektiin liittyvä opiskelu ja projektin tehtävien tekeminen alkaa periodin  ensimmäisenä päivänä ja päättyy viimeistään periodin viimeisenä päivänä. </w:t>
+        <w:t xml:space="preserve">Projektiin liittyvä opiskelu ja projektin tehtävien tekeminen alkaa </w:t>
+      </w:r>
+      <w:r>
+        <w:rPr>
+          <w:rFonts w:ascii="Verdana" w:hAnsi="Verdana"/>
+        </w:rPr>
+        <w:t>periodin ensimmäisenä</w:t>
+      </w:r>
+      <w:r>
+        <w:rPr>
+          <w:rFonts w:ascii="Verdana" w:hAnsi="Verdana"/>
+        </w:rPr>
+        <w:t xml:space="preserve"> päivänä ja päättyy viimeistään periodin viimeisenä päivänä. </w:t>
       </w:r>
       <w:r>
         <w:rPr>
@@ -3078,7 +3300,7 @@
     </w:p>
     <w:p>
       <w:pPr>
-        <w:pStyle w:val="Heading2"/>
+        <w:pStyle w:val="Otsikko2"/>
         <w:numPr>
           <w:ilvl w:val="0"/>
           <w:numId w:val="0"/>
@@ -3227,7 +3449,7 @@
     </w:p>
     <w:p>
       <w:pPr>
-        <w:pStyle w:val="ListParagraph"/>
+        <w:pStyle w:val="Luettelokappale"/>
         <w:numPr>
           <w:ilvl w:val="0"/>
           <w:numId w:val="19"/>
@@ -3259,7 +3481,7 @@
     </w:p>
     <w:p>
       <w:pPr>
-        <w:pStyle w:val="ListParagraph"/>
+        <w:pStyle w:val="Luettelokappale"/>
         <w:numPr>
           <w:ilvl w:val="0"/>
           <w:numId w:val="19"/>
@@ -3291,7 +3513,7 @@
     </w:p>
     <w:p>
       <w:pPr>
-        <w:pStyle w:val="ListParagraph"/>
+        <w:pStyle w:val="Luettelokappale"/>
         <w:numPr>
           <w:ilvl w:val="0"/>
           <w:numId w:val="19"/>
@@ -3317,7 +3539,7 @@
     </w:p>
     <w:p>
       <w:pPr>
-        <w:pStyle w:val="ListParagraph"/>
+        <w:pStyle w:val="Luettelokappale"/>
         <w:numPr>
           <w:ilvl w:val="0"/>
           <w:numId w:val="19"/>
@@ -3337,7 +3559,7 @@
     </w:p>
     <w:p>
       <w:pPr>
-        <w:pStyle w:val="ListParagraph"/>
+        <w:pStyle w:val="Luettelokappale"/>
         <w:numPr>
           <w:ilvl w:val="0"/>
           <w:numId w:val="19"/>
@@ -3357,7 +3579,7 @@
     </w:p>
     <w:p>
       <w:pPr>
-        <w:pStyle w:val="Heading3"/>
+        <w:pStyle w:val="Otsikko3"/>
         <w:spacing w:line="360" w:lineRule="auto"/>
         <w:rPr>
           <w:rFonts w:ascii="Verdana" w:hAnsi="Verdana"/>
@@ -3479,7 +3701,7 @@
     </w:p>
     <w:p>
       <w:pPr>
-        <w:pStyle w:val="Heading2"/>
+        <w:pStyle w:val="Otsikko2"/>
         <w:numPr>
           <w:ilvl w:val="0"/>
           <w:numId w:val="0"/>
@@ -3908,7 +4130,7 @@
     </w:p>
     <w:p>
       <w:pPr>
-        <w:pStyle w:val="Heading2"/>
+        <w:pStyle w:val="Otsikko2"/>
         <w:numPr>
           <w:ilvl w:val="0"/>
           <w:numId w:val="0"/>
@@ -4228,7 +4450,7 @@
     </w:p>
     <w:p>
       <w:pPr>
-        <w:pStyle w:val="Heading1"/>
+        <w:pStyle w:val="Otsikko1"/>
         <w:keepLines/>
         <w:shd w:val="pct10" w:color="auto" w:fill="auto"/>
         <w:autoSpaceDE/>
@@ -4325,7 +4547,7 @@
     </w:p>
     <w:tbl>
       <w:tblPr>
-        <w:tblStyle w:val="TableGrid"/>
+        <w:tblStyle w:val="TaulukkoRuudukko"/>
         <w:tblW w:w="0" w:type="auto"/>
         <w:tblLook w:val="04A0" w:firstRow="1" w:lastRow="0" w:firstColumn="1" w:lastColumn="0" w:noHBand="0" w:noVBand="1"/>
       </w:tblPr>
@@ -4543,7 +4765,14 @@
                 <w:rFonts w:ascii="Verdana" w:hAnsi="Verdana"/>
                 <w:color w:val="FF0000"/>
               </w:rPr>
-              <w:t>Ajan hallinta.</w:t>
+              <w:t>Oman a</w:t>
+            </w:r>
+            <w:r>
+              <w:rPr>
+                <w:rFonts w:ascii="Verdana" w:hAnsi="Verdana"/>
+                <w:color w:val="FF0000"/>
+              </w:rPr>
+              <w:t>jan hallinta.</w:t>
             </w:r>
           </w:p>
         </w:tc>
@@ -4629,7 +4858,7 @@
                 <w:rFonts w:ascii="Verdana" w:hAnsi="Verdana"/>
                 <w:color w:val="FF0000"/>
               </w:rPr>
-              <w:t>-</w:t>
+              <w:t>Versionhallinta.</w:t>
             </w:r>
           </w:p>
         </w:tc>
@@ -5780,8 +6009,8 @@
         <w:tblLook w:val="04A0" w:firstRow="1" w:lastRow="0" w:firstColumn="1" w:lastColumn="0" w:noHBand="0" w:noVBand="1"/>
       </w:tblPr>
       <w:tblGrid>
-        <w:gridCol w:w="3437"/>
-        <w:gridCol w:w="6191"/>
+        <w:gridCol w:w="3435"/>
+        <w:gridCol w:w="6193"/>
       </w:tblGrid>
       <w:tr>
         <w:tc>
@@ -5819,6 +6048,20 @@
                 <w:color w:val="FF0000"/>
               </w:rPr>
             </w:pPr>
+            <w:r>
+              <w:rPr>
+                <w:rFonts w:ascii="Verdana" w:hAnsi="Verdana"/>
+                <w:color w:val="FF0000"/>
+              </w:rPr>
+              <w:t>Oman a</w:t>
+            </w:r>
+            <w:r>
+              <w:rPr>
+                <w:rFonts w:ascii="Verdana" w:hAnsi="Verdana"/>
+                <w:color w:val="FF0000"/>
+              </w:rPr>
+              <w:t>jan hallinta.</w:t>
+            </w:r>
           </w:p>
           <w:p>
             <w:pPr>
@@ -5863,10 +6106,18 @@
             <w:pPr>
               <w:rPr>
                 <w:rFonts w:ascii="Verdana" w:hAnsi="Verdana"/>
-                <w:b/>
+                <w:bCs/>
                 <w:color w:val="FF0000"/>
               </w:rPr>
             </w:pPr>
+            <w:r>
+              <w:rPr>
+                <w:rFonts w:ascii="Verdana" w:hAnsi="Verdana"/>
+                <w:bCs/>
+                <w:color w:val="FF0000"/>
+              </w:rPr>
+              <w:t>Projektiryhmän jäsenet eivät aikatauluta omaa aikaa ja projektin tekoaikaa sille vaatimalla tavalla.</w:t>
+            </w:r>
           </w:p>
           <w:p>
             <w:pPr>
@@ -5911,10 +6162,343 @@
             <w:pPr>
               <w:rPr>
                 <w:rFonts w:ascii="Verdana" w:hAnsi="Verdana"/>
+                <w:bCs/>
+                <w:color w:val="FF0000"/>
+              </w:rPr>
+            </w:pPr>
+            <w:r>
+              <w:rPr>
+                <w:rFonts w:ascii="Verdana" w:hAnsi="Verdana"/>
+                <w:bCs/>
+                <w:color w:val="FF0000"/>
+              </w:rPr>
+              <w:t>Projektijäsenten omien tehtäväalueiden tekemättä jääminen</w:t>
+            </w:r>
+            <w:r>
+              <w:rPr>
+                <w:rFonts w:ascii="Verdana" w:hAnsi="Verdana"/>
+                <w:bCs/>
+                <w:color w:val="FF0000"/>
+              </w:rPr>
+              <w:t>.</w:t>
+            </w:r>
+          </w:p>
+        </w:tc>
+      </w:tr>
+      <w:tr>
+        <w:tc>
+          <w:tcPr>
+            <w:tcW w:w="3440" w:type="dxa"/>
+            <w:shd w:val="clear" w:color="auto" w:fill="D9D9D9"/>
+          </w:tcPr>
+          <w:p>
+            <w:pPr>
+              <w:rPr>
+                <w:rFonts w:ascii="Verdana" w:hAnsi="Verdana"/>
                 <w:b/>
                 <w:color w:val="FF0000"/>
               </w:rPr>
             </w:pPr>
+            <w:r>
+              <w:rPr>
+                <w:rFonts w:ascii="Verdana" w:hAnsi="Verdana"/>
+                <w:b/>
+                <w:color w:val="FF0000"/>
+              </w:rPr>
+              <w:t>Riskin seuraamus</w:t>
+            </w:r>
+          </w:p>
+        </w:tc>
+        <w:tc>
+          <w:tcPr>
+            <w:tcW w:w="6307" w:type="dxa"/>
+          </w:tcPr>
+          <w:p>
+            <w:pPr>
+              <w:rPr>
+                <w:rFonts w:ascii="Verdana" w:hAnsi="Verdana"/>
+                <w:bCs/>
+                <w:color w:val="FF0000"/>
+              </w:rPr>
+            </w:pPr>
+            <w:r>
+              <w:rPr>
+                <w:rFonts w:ascii="Verdana" w:hAnsi="Verdana"/>
+                <w:bCs/>
+                <w:color w:val="FF0000"/>
+              </w:rPr>
+              <w:t>Projekti ei etene sovitusti.</w:t>
+            </w:r>
+          </w:p>
+        </w:tc>
+      </w:tr>
+      <w:tr>
+        <w:tc>
+          <w:tcPr>
+            <w:tcW w:w="3440" w:type="dxa"/>
+            <w:shd w:val="clear" w:color="auto" w:fill="D9D9D9"/>
+          </w:tcPr>
+          <w:p>
+            <w:pPr>
+              <w:rPr>
+                <w:rFonts w:ascii="Verdana" w:hAnsi="Verdana"/>
+                <w:b/>
+                <w:color w:val="FF0000"/>
+              </w:rPr>
+            </w:pPr>
+            <w:r>
+              <w:rPr>
+                <w:rFonts w:ascii="Verdana" w:hAnsi="Verdana"/>
+                <w:b/>
+                <w:color w:val="FF0000"/>
+              </w:rPr>
+              <w:t>Toimenpiteet/ratkaisu</w:t>
+            </w:r>
+          </w:p>
+        </w:tc>
+        <w:tc>
+          <w:tcPr>
+            <w:tcW w:w="6307" w:type="dxa"/>
+          </w:tcPr>
+          <w:p>
+            <w:pPr>
+              <w:rPr>
+                <w:rFonts w:ascii="Verdana" w:hAnsi="Verdana"/>
+                <w:bCs/>
+                <w:color w:val="FF0000"/>
+              </w:rPr>
+            </w:pPr>
+            <w:r>
+              <w:rPr>
+                <w:rFonts w:ascii="Verdana" w:hAnsi="Verdana"/>
+                <w:bCs/>
+                <w:color w:val="FF0000"/>
+              </w:rPr>
+              <w:t>Aktiivinen viestintä eri sovelluksissa. Githubin seuraaminen.</w:t>
+            </w:r>
+          </w:p>
+          <w:p>
+            <w:pPr>
+              <w:rPr>
+                <w:rFonts w:ascii="Verdana" w:hAnsi="Verdana"/>
+                <w:b/>
+                <w:color w:val="FF0000"/>
+              </w:rPr>
+            </w:pPr>
+          </w:p>
+        </w:tc>
+      </w:tr>
+    </w:tbl>
+    <w:p>
+      <w:pPr>
+        <w:rPr>
+          <w:rFonts w:ascii="Verdana" w:hAnsi="Verdana"/>
+          <w:b/>
+        </w:rPr>
+      </w:pPr>
+    </w:p>
+    <w:p>
+      <w:pPr>
+        <w:rPr>
+          <w:rFonts w:ascii="Verdana" w:hAnsi="Verdana"/>
+          <w:b/>
+        </w:rPr>
+      </w:pPr>
+    </w:p>
+    <w:p>
+      <w:pPr>
+        <w:rPr>
+          <w:rFonts w:ascii="Verdana" w:hAnsi="Verdana"/>
+          <w:color w:val="FF0000"/>
+        </w:rPr>
+      </w:pPr>
+      <w:r>
+        <w:rPr>
+          <w:rFonts w:ascii="Verdana" w:hAnsi="Verdana"/>
+          <w:b/>
+          <w:color w:val="FF0000"/>
+        </w:rPr>
+        <w:t>RISKI 5</w:t>
+      </w:r>
+    </w:p>
+    <w:p>
+      <w:pPr>
+        <w:rPr>
+          <w:rFonts w:ascii="Verdana" w:hAnsi="Verdana"/>
+          <w:color w:val="FF0000"/>
+        </w:rPr>
+      </w:pPr>
+    </w:p>
+    <w:tbl>
+      <w:tblPr>
+        <w:tblW w:w="0" w:type="auto"/>
+        <w:tblBorders>
+          <w:top w:val="single" w:sz="4" w:space="0" w:color="auto"/>
+          <w:left w:val="single" w:sz="4" w:space="0" w:color="auto"/>
+          <w:bottom w:val="single" w:sz="4" w:space="0" w:color="auto"/>
+          <w:right w:val="single" w:sz="4" w:space="0" w:color="auto"/>
+          <w:insideH w:val="single" w:sz="4" w:space="0" w:color="auto"/>
+          <w:insideV w:val="single" w:sz="4" w:space="0" w:color="auto"/>
+        </w:tblBorders>
+        <w:tblLook w:val="04A0" w:firstRow="1" w:lastRow="0" w:firstColumn="1" w:lastColumn="0" w:noHBand="0" w:noVBand="1"/>
+      </w:tblPr>
+      <w:tblGrid>
+        <w:gridCol w:w="3433"/>
+        <w:gridCol w:w="6195"/>
+      </w:tblGrid>
+      <w:tr>
+        <w:tc>
+          <w:tcPr>
+            <w:tcW w:w="3440" w:type="dxa"/>
+            <w:shd w:val="clear" w:color="auto" w:fill="D9D9D9"/>
+          </w:tcPr>
+          <w:p>
+            <w:pPr>
+              <w:rPr>
+                <w:rFonts w:ascii="Verdana" w:hAnsi="Verdana"/>
+                <w:b/>
+                <w:color w:val="FF0000"/>
+              </w:rPr>
+            </w:pPr>
+            <w:r>
+              <w:rPr>
+                <w:rFonts w:ascii="Verdana" w:hAnsi="Verdana"/>
+                <w:b/>
+                <w:color w:val="FF0000"/>
+              </w:rPr>
+              <w:t>Riskialkio</w:t>
+            </w:r>
+          </w:p>
+        </w:tc>
+        <w:tc>
+          <w:tcPr>
+            <w:tcW w:w="6307" w:type="dxa"/>
+          </w:tcPr>
+          <w:p>
+            <w:pPr>
+              <w:rPr>
+                <w:rFonts w:ascii="Verdana" w:hAnsi="Verdana"/>
+                <w:b/>
+                <w:color w:val="FF0000"/>
+              </w:rPr>
+            </w:pPr>
+            <w:r>
+              <w:rPr>
+                <w:rFonts w:ascii="Verdana" w:hAnsi="Verdana"/>
+                <w:color w:val="FF0000"/>
+              </w:rPr>
+              <w:t>Varmuuskopioinnin jättäminen.</w:t>
+            </w:r>
+          </w:p>
+        </w:tc>
+      </w:tr>
+      <w:tr>
+        <w:tc>
+          <w:tcPr>
+            <w:tcW w:w="3440" w:type="dxa"/>
+            <w:shd w:val="clear" w:color="auto" w:fill="D9D9D9"/>
+          </w:tcPr>
+          <w:p>
+            <w:pPr>
+              <w:rPr>
+                <w:rFonts w:ascii="Verdana" w:hAnsi="Verdana"/>
+                <w:b/>
+                <w:color w:val="FF0000"/>
+              </w:rPr>
+            </w:pPr>
+            <w:r>
+              <w:rPr>
+                <w:rFonts w:ascii="Verdana" w:hAnsi="Verdana"/>
+                <w:b/>
+                <w:color w:val="FF0000"/>
+              </w:rPr>
+              <w:t>Riskitekijä</w:t>
+            </w:r>
+          </w:p>
+        </w:tc>
+        <w:tc>
+          <w:tcPr>
+            <w:tcW w:w="6307" w:type="dxa"/>
+          </w:tcPr>
+          <w:p>
+            <w:pPr>
+              <w:rPr>
+                <w:rFonts w:ascii="Verdana" w:hAnsi="Verdana"/>
+                <w:bCs/>
+                <w:color w:val="FF0000"/>
+              </w:rPr>
+            </w:pPr>
+            <w:r>
+              <w:rPr>
+                <w:rFonts w:ascii="Verdana" w:hAnsi="Verdana"/>
+                <w:bCs/>
+                <w:color w:val="FF0000"/>
+              </w:rPr>
+              <w:t>Laitteiden kaatuminen/rikkoutuminen.</w:t>
+            </w:r>
+          </w:p>
+        </w:tc>
+      </w:tr>
+      <w:tr>
+        <w:tc>
+          <w:tcPr>
+            <w:tcW w:w="3440" w:type="dxa"/>
+            <w:shd w:val="clear" w:color="auto" w:fill="D9D9D9"/>
+          </w:tcPr>
+          <w:p>
+            <w:pPr>
+              <w:rPr>
+                <w:rFonts w:ascii="Verdana" w:hAnsi="Verdana"/>
+                <w:b/>
+                <w:color w:val="FF0000"/>
+              </w:rPr>
+            </w:pPr>
+            <w:r>
+              <w:rPr>
+                <w:rFonts w:ascii="Verdana" w:hAnsi="Verdana"/>
+                <w:b/>
+                <w:color w:val="FF0000"/>
+              </w:rPr>
+              <w:t>Riskitapahtuma</w:t>
+            </w:r>
+          </w:p>
+        </w:tc>
+        <w:tc>
+          <w:tcPr>
+            <w:tcW w:w="6307" w:type="dxa"/>
+          </w:tcPr>
+          <w:p>
+            <w:pPr>
+              <w:rPr>
+                <w:rFonts w:ascii="Verdana" w:hAnsi="Verdana"/>
+                <w:b/>
+                <w:color w:val="FF0000"/>
+              </w:rPr>
+            </w:pPr>
+            <w:r>
+              <w:rPr>
+                <w:rFonts w:ascii="Verdana" w:hAnsi="Verdana"/>
+                <w:bCs/>
+                <w:color w:val="FF0000"/>
+              </w:rPr>
+              <w:t xml:space="preserve">Paikallinen kone </w:t>
+            </w:r>
+            <w:r>
+              <w:rPr>
+                <w:rFonts w:ascii="Verdana" w:hAnsi="Verdana"/>
+                <w:bCs/>
+                <w:color w:val="FF0000"/>
+              </w:rPr>
+              <w:t>kaatuu/</w:t>
+            </w:r>
+            <w:r>
+              <w:rPr>
+                <w:rFonts w:ascii="Verdana" w:hAnsi="Verdana"/>
+                <w:bCs/>
+                <w:color w:val="FF0000"/>
+              </w:rPr>
+              <w:t>tuhoutuu ja menetetään arvokasta etenemistä projektin parissa.</w:t>
+            </w:r>
           </w:p>
           <w:p>
             <w:pPr>
@@ -5947,6 +6531,7 @@
                 <w:b/>
                 <w:color w:val="FF0000"/>
               </w:rPr>
+              <w:lastRenderedPageBreak/>
               <w:t>Riskin seuraamus</w:t>
             </w:r>
           </w:p>
@@ -5959,10 +6544,18 @@
             <w:pPr>
               <w:rPr>
                 <w:rFonts w:ascii="Verdana" w:hAnsi="Verdana"/>
-                <w:b/>
+                <w:bCs/>
                 <w:color w:val="FF0000"/>
               </w:rPr>
             </w:pPr>
+            <w:r>
+              <w:rPr>
+                <w:rFonts w:ascii="Verdana" w:hAnsi="Verdana"/>
+                <w:bCs/>
+                <w:color w:val="FF0000"/>
+              </w:rPr>
+              <w:t>Projekti ei etene ja alkaa siitä varmuuskopioinnin versiosta mistä projektijäsen oli aloittanut.</w:t>
+            </w:r>
           </w:p>
           <w:p>
             <w:pPr>
@@ -6007,10 +6600,18 @@
             <w:pPr>
               <w:rPr>
                 <w:rFonts w:ascii="Verdana" w:hAnsi="Verdana"/>
-                <w:b/>
+                <w:bCs/>
                 <w:color w:val="FF0000"/>
               </w:rPr>
             </w:pPr>
+            <w:r>
+              <w:rPr>
+                <w:rFonts w:ascii="Verdana" w:hAnsi="Verdana"/>
+                <w:bCs/>
+                <w:color w:val="FF0000"/>
+              </w:rPr>
+              <w:t>Automaattitallennukset päälle ja commitoidaan töitä tarpeeksi usein.</w:t>
+            </w:r>
           </w:p>
           <w:p>
             <w:pPr>
@@ -6028,32 +6629,41 @@
       <w:pPr>
         <w:rPr>
           <w:rFonts w:ascii="Verdana" w:hAnsi="Verdana"/>
-          <w:b/>
-        </w:rPr>
-      </w:pPr>
-    </w:p>
-    <w:p>
-      <w:pPr>
-        <w:rPr>
-          <w:rFonts w:ascii="Verdana" w:hAnsi="Verdana"/>
-          <w:b/>
-        </w:rPr>
-      </w:pPr>
-    </w:p>
-    <w:p>
-      <w:pPr>
-        <w:rPr>
-          <w:rFonts w:ascii="Verdana" w:hAnsi="Verdana"/>
           <w:color w:val="FF0000"/>
         </w:rPr>
       </w:pPr>
-      <w:r>
+    </w:p>
+    <w:p>
+      <w:pPr>
         <w:rPr>
           <w:rFonts w:ascii="Verdana" w:hAnsi="Verdana"/>
           <w:b/>
           <w:color w:val="FF0000"/>
         </w:rPr>
-        <w:t>RISKI 5</w:t>
+      </w:pPr>
+    </w:p>
+    <w:p>
+      <w:pPr>
+        <w:rPr>
+          <w:rFonts w:ascii="Verdana" w:hAnsi="Verdana"/>
+          <w:color w:val="FF0000"/>
+        </w:rPr>
+      </w:pPr>
+      <w:r>
+        <w:rPr>
+          <w:rFonts w:ascii="Verdana" w:hAnsi="Verdana"/>
+          <w:b/>
+          <w:color w:val="FF0000"/>
+        </w:rPr>
+        <w:t>RISKI</w:t>
+      </w:r>
+      <w:r>
+        <w:rPr>
+          <w:rFonts w:ascii="Verdana" w:hAnsi="Verdana"/>
+          <w:b/>
+          <w:color w:val="FF0000"/>
+        </w:rPr>
+        <w:t xml:space="preserve"> 6</w:t>
       </w:r>
     </w:p>
     <w:p>
@@ -6293,314 +6903,6 @@
                 <w:b/>
                 <w:color w:val="FF0000"/>
               </w:rPr>
-              <w:lastRenderedPageBreak/>
-              <w:t>Toimenpiteet/ratkaisu</w:t>
-            </w:r>
-          </w:p>
-        </w:tc>
-        <w:tc>
-          <w:tcPr>
-            <w:tcW w:w="6307" w:type="dxa"/>
-          </w:tcPr>
-          <w:p>
-            <w:pPr>
-              <w:rPr>
-                <w:rFonts w:ascii="Verdana" w:hAnsi="Verdana"/>
-                <w:b/>
-                <w:color w:val="FF0000"/>
-              </w:rPr>
-            </w:pPr>
-          </w:p>
-          <w:p>
-            <w:pPr>
-              <w:rPr>
-                <w:rFonts w:ascii="Verdana" w:hAnsi="Verdana"/>
-                <w:b/>
-                <w:color w:val="FF0000"/>
-              </w:rPr>
-            </w:pPr>
-          </w:p>
-        </w:tc>
-      </w:tr>
-    </w:tbl>
-    <w:p>
-      <w:pPr>
-        <w:rPr>
-          <w:rFonts w:ascii="Verdana" w:hAnsi="Verdana"/>
-          <w:color w:val="FF0000"/>
-        </w:rPr>
-      </w:pPr>
-    </w:p>
-    <w:p>
-      <w:pPr>
-        <w:rPr>
-          <w:rFonts w:ascii="Verdana" w:hAnsi="Verdana"/>
-          <w:b/>
-          <w:color w:val="FF0000"/>
-        </w:rPr>
-      </w:pPr>
-    </w:p>
-    <w:p>
-      <w:pPr>
-        <w:rPr>
-          <w:rFonts w:ascii="Verdana" w:hAnsi="Verdana"/>
-          <w:color w:val="FF0000"/>
-        </w:rPr>
-      </w:pPr>
-      <w:r>
-        <w:rPr>
-          <w:rFonts w:ascii="Verdana" w:hAnsi="Verdana"/>
-          <w:b/>
-          <w:color w:val="FF0000"/>
-        </w:rPr>
-        <w:t>RISKI</w:t>
-      </w:r>
-      <w:r>
-        <w:rPr>
-          <w:rFonts w:ascii="Verdana" w:hAnsi="Verdana"/>
-          <w:b/>
-          <w:color w:val="FF0000"/>
-        </w:rPr>
-        <w:t xml:space="preserve"> 6</w:t>
-      </w:r>
-    </w:p>
-    <w:p>
-      <w:pPr>
-        <w:rPr>
-          <w:rFonts w:ascii="Verdana" w:hAnsi="Verdana"/>
-          <w:color w:val="FF0000"/>
-        </w:rPr>
-      </w:pPr>
-    </w:p>
-    <w:tbl>
-      <w:tblPr>
-        <w:tblW w:w="0" w:type="auto"/>
-        <w:tblBorders>
-          <w:top w:val="single" w:sz="4" w:space="0" w:color="auto"/>
-          <w:left w:val="single" w:sz="4" w:space="0" w:color="auto"/>
-          <w:bottom w:val="single" w:sz="4" w:space="0" w:color="auto"/>
-          <w:right w:val="single" w:sz="4" w:space="0" w:color="auto"/>
-          <w:insideH w:val="single" w:sz="4" w:space="0" w:color="auto"/>
-          <w:insideV w:val="single" w:sz="4" w:space="0" w:color="auto"/>
-        </w:tblBorders>
-        <w:tblLook w:val="04A0" w:firstRow="1" w:lastRow="0" w:firstColumn="1" w:lastColumn="0" w:noHBand="0" w:noVBand="1"/>
-      </w:tblPr>
-      <w:tblGrid>
-        <w:gridCol w:w="3437"/>
-        <w:gridCol w:w="6191"/>
-      </w:tblGrid>
-      <w:tr>
-        <w:tc>
-          <w:tcPr>
-            <w:tcW w:w="3440" w:type="dxa"/>
-            <w:shd w:val="clear" w:color="auto" w:fill="D9D9D9"/>
-          </w:tcPr>
-          <w:p>
-            <w:pPr>
-              <w:rPr>
-                <w:rFonts w:ascii="Verdana" w:hAnsi="Verdana"/>
-                <w:b/>
-                <w:color w:val="FF0000"/>
-              </w:rPr>
-            </w:pPr>
-            <w:r>
-              <w:rPr>
-                <w:rFonts w:ascii="Verdana" w:hAnsi="Verdana"/>
-                <w:b/>
-                <w:color w:val="FF0000"/>
-              </w:rPr>
-              <w:t>Riskialkio</w:t>
-            </w:r>
-          </w:p>
-        </w:tc>
-        <w:tc>
-          <w:tcPr>
-            <w:tcW w:w="6307" w:type="dxa"/>
-          </w:tcPr>
-          <w:p>
-            <w:pPr>
-              <w:rPr>
-                <w:rFonts w:ascii="Verdana" w:hAnsi="Verdana"/>
-                <w:b/>
-                <w:color w:val="FF0000"/>
-              </w:rPr>
-            </w:pPr>
-          </w:p>
-          <w:p>
-            <w:pPr>
-              <w:rPr>
-                <w:rFonts w:ascii="Verdana" w:hAnsi="Verdana"/>
-                <w:b/>
-                <w:color w:val="FF0000"/>
-              </w:rPr>
-            </w:pPr>
-          </w:p>
-        </w:tc>
-      </w:tr>
-      <w:tr>
-        <w:tc>
-          <w:tcPr>
-            <w:tcW w:w="3440" w:type="dxa"/>
-            <w:shd w:val="clear" w:color="auto" w:fill="D9D9D9"/>
-          </w:tcPr>
-          <w:p>
-            <w:pPr>
-              <w:rPr>
-                <w:rFonts w:ascii="Verdana" w:hAnsi="Verdana"/>
-                <w:b/>
-                <w:color w:val="FF0000"/>
-              </w:rPr>
-            </w:pPr>
-            <w:r>
-              <w:rPr>
-                <w:rFonts w:ascii="Verdana" w:hAnsi="Verdana"/>
-                <w:b/>
-                <w:color w:val="FF0000"/>
-              </w:rPr>
-              <w:t>Riskitekijä</w:t>
-            </w:r>
-          </w:p>
-        </w:tc>
-        <w:tc>
-          <w:tcPr>
-            <w:tcW w:w="6307" w:type="dxa"/>
-          </w:tcPr>
-          <w:p>
-            <w:pPr>
-              <w:rPr>
-                <w:rFonts w:ascii="Verdana" w:hAnsi="Verdana"/>
-                <w:b/>
-                <w:color w:val="FF0000"/>
-              </w:rPr>
-            </w:pPr>
-          </w:p>
-          <w:p>
-            <w:pPr>
-              <w:rPr>
-                <w:rFonts w:ascii="Verdana" w:hAnsi="Verdana"/>
-                <w:b/>
-                <w:color w:val="FF0000"/>
-              </w:rPr>
-            </w:pPr>
-          </w:p>
-        </w:tc>
-      </w:tr>
-      <w:tr>
-        <w:tc>
-          <w:tcPr>
-            <w:tcW w:w="3440" w:type="dxa"/>
-            <w:shd w:val="clear" w:color="auto" w:fill="D9D9D9"/>
-          </w:tcPr>
-          <w:p>
-            <w:pPr>
-              <w:rPr>
-                <w:rFonts w:ascii="Verdana" w:hAnsi="Verdana"/>
-                <w:b/>
-                <w:color w:val="FF0000"/>
-              </w:rPr>
-            </w:pPr>
-            <w:r>
-              <w:rPr>
-                <w:rFonts w:ascii="Verdana" w:hAnsi="Verdana"/>
-                <w:b/>
-                <w:color w:val="FF0000"/>
-              </w:rPr>
-              <w:t>Riskitapahtuma</w:t>
-            </w:r>
-          </w:p>
-        </w:tc>
-        <w:tc>
-          <w:tcPr>
-            <w:tcW w:w="6307" w:type="dxa"/>
-          </w:tcPr>
-          <w:p>
-            <w:pPr>
-              <w:rPr>
-                <w:rFonts w:ascii="Verdana" w:hAnsi="Verdana"/>
-                <w:b/>
-                <w:color w:val="FF0000"/>
-              </w:rPr>
-            </w:pPr>
-          </w:p>
-          <w:p>
-            <w:pPr>
-              <w:rPr>
-                <w:rFonts w:ascii="Verdana" w:hAnsi="Verdana"/>
-                <w:b/>
-                <w:color w:val="FF0000"/>
-              </w:rPr>
-            </w:pPr>
-          </w:p>
-        </w:tc>
-      </w:tr>
-      <w:tr>
-        <w:tc>
-          <w:tcPr>
-            <w:tcW w:w="3440" w:type="dxa"/>
-            <w:shd w:val="clear" w:color="auto" w:fill="D9D9D9"/>
-          </w:tcPr>
-          <w:p>
-            <w:pPr>
-              <w:rPr>
-                <w:rFonts w:ascii="Verdana" w:hAnsi="Verdana"/>
-                <w:b/>
-                <w:color w:val="FF0000"/>
-              </w:rPr>
-            </w:pPr>
-            <w:r>
-              <w:rPr>
-                <w:rFonts w:ascii="Verdana" w:hAnsi="Verdana"/>
-                <w:b/>
-                <w:color w:val="FF0000"/>
-              </w:rPr>
-              <w:t>Riskin seuraamus</w:t>
-            </w:r>
-          </w:p>
-        </w:tc>
-        <w:tc>
-          <w:tcPr>
-            <w:tcW w:w="6307" w:type="dxa"/>
-          </w:tcPr>
-          <w:p>
-            <w:pPr>
-              <w:rPr>
-                <w:rFonts w:ascii="Verdana" w:hAnsi="Verdana"/>
-                <w:b/>
-                <w:color w:val="FF0000"/>
-              </w:rPr>
-            </w:pPr>
-          </w:p>
-          <w:p>
-            <w:pPr>
-              <w:rPr>
-                <w:rFonts w:ascii="Verdana" w:hAnsi="Verdana"/>
-                <w:b/>
-                <w:color w:val="FF0000"/>
-              </w:rPr>
-            </w:pPr>
-          </w:p>
-        </w:tc>
-      </w:tr>
-      <w:tr>
-        <w:tc>
-          <w:tcPr>
-            <w:tcW w:w="3440" w:type="dxa"/>
-            <w:shd w:val="clear" w:color="auto" w:fill="D9D9D9"/>
-          </w:tcPr>
-          <w:p>
-            <w:pPr>
-              <w:rPr>
-                <w:rFonts w:ascii="Verdana" w:hAnsi="Verdana"/>
-                <w:b/>
-                <w:color w:val="FF0000"/>
-              </w:rPr>
-            </w:pPr>
-            <w:r>
-              <w:rPr>
-                <w:rFonts w:ascii="Verdana" w:hAnsi="Verdana"/>
-                <w:b/>
-                <w:color w:val="FF0000"/>
-              </w:rPr>
               <w:t>Toimenpiteet/ratkaisu</w:t>
             </w:r>
           </w:p>
@@ -7245,7 +7547,7 @@
     <w:lvl w:ilvl="0" w:tplc="CA50DDC4">
       <w:start w:val="1"/>
       <w:numFmt w:val="decimal"/>
-      <w:pStyle w:val="Heading2"/>
+      <w:pStyle w:val="Otsikko2"/>
       <w:lvlText w:val="%1."/>
       <w:lvlJc w:val="left"/>
       <w:pPr>
@@ -8888,7 +9190,7 @@
     <w:lvl w:ilvl="7">
       <w:start w:val="1"/>
       <w:numFmt w:val="decimal"/>
-      <w:pStyle w:val="Heading8"/>
+      <w:pStyle w:val="Otsikko8"/>
       <w:lvlText w:val="%1.%2.%3.%4.%5.%6.%7.%8"/>
       <w:lvlJc w:val="left"/>
       <w:pPr>
@@ -8904,7 +9206,7 @@
     <w:lvl w:ilvl="8">
       <w:start w:val="1"/>
       <w:numFmt w:val="decimal"/>
-      <w:pStyle w:val="Heading9"/>
+      <w:pStyle w:val="Otsikko9"/>
       <w:lvlText w:val="%1.%2.%3.%4.%5.%6.%7.%8.%9"/>
       <w:lvlJc w:val="left"/>
       <w:pPr>
@@ -9585,7 +9887,7 @@
     <w:lsdException w:name="Unresolved Mention" w:semiHidden="1" w:unhideWhenUsed="1"/>
     <w:lsdException w:name="Smart Link" w:semiHidden="1" w:unhideWhenUsed="1"/>
   </w:latentStyles>
-  <w:style w:type="paragraph" w:default="1" w:styleId="Normal">
+  <w:style w:type="paragraph" w:default="1" w:styleId="Normaali">
     <w:name w:val="Normal"/>
     <w:qFormat/>
     <w:pPr>
@@ -9599,11 +9901,11 @@
       <w:lang w:eastAsia="en-US"/>
     </w:rPr>
   </w:style>
-  <w:style w:type="paragraph" w:styleId="Heading1">
+  <w:style w:type="paragraph" w:styleId="Otsikko1">
     <w:name w:val="heading 1"/>
-    <w:basedOn w:val="Normal"/>
-    <w:next w:val="Normal"/>
-    <w:link w:val="Heading1Char"/>
+    <w:basedOn w:val="Normaali"/>
+    <w:next w:val="Normaali"/>
+    <w:link w:val="Otsikko1Char"/>
     <w:uiPriority w:val="99"/>
     <w:qFormat/>
     <w:pPr>
@@ -9620,11 +9922,11 @@
       <w:szCs w:val="32"/>
     </w:rPr>
   </w:style>
-  <w:style w:type="paragraph" w:styleId="Heading2">
+  <w:style w:type="paragraph" w:styleId="Otsikko2">
     <w:name w:val="heading 2"/>
-    <w:basedOn w:val="Normal"/>
-    <w:next w:val="Normal"/>
-    <w:link w:val="Heading2Char"/>
+    <w:basedOn w:val="Normaali"/>
+    <w:next w:val="Normaali"/>
+    <w:link w:val="Otsikko2Char"/>
     <w:uiPriority w:val="99"/>
     <w:qFormat/>
     <w:rsid w:val="003C155C"/>
@@ -9643,11 +9945,11 @@
       <w:szCs w:val="28"/>
     </w:rPr>
   </w:style>
-  <w:style w:type="paragraph" w:styleId="Heading3">
+  <w:style w:type="paragraph" w:styleId="Otsikko3">
     <w:name w:val="heading 3"/>
-    <w:basedOn w:val="Normal"/>
-    <w:next w:val="Normal"/>
-    <w:link w:val="Heading3Char"/>
+    <w:basedOn w:val="Normaali"/>
+    <w:next w:val="Normaali"/>
+    <w:link w:val="Otsikko3Char"/>
     <w:uiPriority w:val="99"/>
     <w:qFormat/>
     <w:pPr>
@@ -9663,11 +9965,11 @@
       <w:szCs w:val="26"/>
     </w:rPr>
   </w:style>
-  <w:style w:type="paragraph" w:styleId="Heading4">
+  <w:style w:type="paragraph" w:styleId="Otsikko4">
     <w:name w:val="heading 4"/>
-    <w:basedOn w:val="Normal"/>
-    <w:next w:val="Normal"/>
-    <w:link w:val="Heading4Char"/>
+    <w:basedOn w:val="Normaali"/>
+    <w:next w:val="Normaali"/>
+    <w:link w:val="Otsikko4Char"/>
     <w:uiPriority w:val="99"/>
     <w:qFormat/>
     <w:pPr>
@@ -9685,11 +9987,11 @@
       <w:szCs w:val="22"/>
     </w:rPr>
   </w:style>
-  <w:style w:type="paragraph" w:styleId="Heading5">
+  <w:style w:type="paragraph" w:styleId="Otsikko5">
     <w:name w:val="heading 5"/>
-    <w:basedOn w:val="Normal"/>
-    <w:next w:val="Normal"/>
-    <w:link w:val="Heading5Char"/>
+    <w:basedOn w:val="Normaali"/>
+    <w:next w:val="Normaali"/>
+    <w:link w:val="Otsikko5Char"/>
     <w:uiPriority w:val="99"/>
     <w:qFormat/>
     <w:pPr>
@@ -9704,11 +10006,11 @@
       <w:szCs w:val="20"/>
     </w:rPr>
   </w:style>
-  <w:style w:type="paragraph" w:styleId="Heading6">
+  <w:style w:type="paragraph" w:styleId="Otsikko6">
     <w:name w:val="heading 6"/>
-    <w:basedOn w:val="Normal"/>
-    <w:next w:val="Normal"/>
-    <w:link w:val="Heading6Char"/>
+    <w:basedOn w:val="Normaali"/>
+    <w:next w:val="Normaali"/>
+    <w:link w:val="Otsikko6Char"/>
     <w:uiPriority w:val="99"/>
     <w:qFormat/>
     <w:pPr>
@@ -9724,11 +10026,11 @@
       <w:szCs w:val="20"/>
     </w:rPr>
   </w:style>
-  <w:style w:type="paragraph" w:styleId="Heading7">
+  <w:style w:type="paragraph" w:styleId="Otsikko7">
     <w:name w:val="heading 7"/>
-    <w:basedOn w:val="Normal"/>
-    <w:next w:val="Normal"/>
-    <w:link w:val="Heading7Char"/>
+    <w:basedOn w:val="Normaali"/>
+    <w:next w:val="Normaali"/>
+    <w:link w:val="Otsikko7Char"/>
     <w:uiPriority w:val="99"/>
     <w:qFormat/>
     <w:pPr>
@@ -9744,11 +10046,11 @@
       <w:szCs w:val="48"/>
     </w:rPr>
   </w:style>
-  <w:style w:type="paragraph" w:styleId="Heading8">
+  <w:style w:type="paragraph" w:styleId="Otsikko8">
     <w:name w:val="heading 8"/>
-    <w:basedOn w:val="Normal"/>
-    <w:next w:val="BodyText"/>
-    <w:link w:val="Heading8Char"/>
+    <w:basedOn w:val="Normaali"/>
+    <w:next w:val="Leipteksti"/>
+    <w:link w:val="Otsikko8Char"/>
     <w:uiPriority w:val="99"/>
     <w:qFormat/>
     <w:pPr>
@@ -9772,11 +10074,11 @@
       <w:lang w:val="en-AU"/>
     </w:rPr>
   </w:style>
-  <w:style w:type="paragraph" w:styleId="Heading9">
+  <w:style w:type="paragraph" w:styleId="Otsikko9">
     <w:name w:val="heading 9"/>
-    <w:basedOn w:val="Normal"/>
-    <w:next w:val="BodyText"/>
-    <w:link w:val="Heading9Char"/>
+    <w:basedOn w:val="Normaali"/>
+    <w:next w:val="Leipteksti"/>
+    <w:link w:val="Otsikko9Char"/>
     <w:uiPriority w:val="99"/>
     <w:qFormat/>
     <w:pPr>
@@ -9798,13 +10100,12 @@
       <w:lang w:val="en-AU"/>
     </w:rPr>
   </w:style>
-  <w:style w:type="character" w:default="1" w:styleId="DefaultParagraphFont">
+  <w:style w:type="character" w:default="1" w:styleId="Kappaleenoletusfontti">
     <w:name w:val="Default Paragraph Font"/>
     <w:uiPriority w:val="1"/>
-    <w:semiHidden/>
     <w:unhideWhenUsed/>
   </w:style>
-  <w:style w:type="table" w:default="1" w:styleId="TableNormal">
+  <w:style w:type="table" w:default="1" w:styleId="Normaalitaulukko">
     <w:name w:val="Normal Table"/>
     <w:uiPriority w:val="99"/>
     <w:semiHidden/>
@@ -9819,16 +10120,16 @@
       </w:tblCellMar>
     </w:tblPr>
   </w:style>
-  <w:style w:type="numbering" w:default="1" w:styleId="NoList">
+  <w:style w:type="numbering" w:default="1" w:styleId="Eiluetteloa">
     <w:name w:val="No List"/>
     <w:uiPriority w:val="99"/>
     <w:semiHidden/>
     <w:unhideWhenUsed/>
   </w:style>
-  <w:style w:type="character" w:customStyle="1" w:styleId="Heading1Char">
-    <w:name w:val="Heading 1 Char"/>
-    <w:basedOn w:val="DefaultParagraphFont"/>
-    <w:link w:val="Heading1"/>
+  <w:style w:type="character" w:customStyle="1" w:styleId="Otsikko1Char">
+    <w:name w:val="Otsikko 1 Char"/>
+    <w:basedOn w:val="Kappaleenoletusfontti"/>
+    <w:link w:val="Otsikko1"/>
     <w:uiPriority w:val="9"/>
     <w:locked/>
     <w:rPr>
@@ -9841,10 +10142,10 @@
       <w:lang w:val="fi-FI" w:eastAsia="x-none"/>
     </w:rPr>
   </w:style>
-  <w:style w:type="character" w:customStyle="1" w:styleId="Heading2Char">
-    <w:name w:val="Heading 2 Char"/>
-    <w:basedOn w:val="DefaultParagraphFont"/>
-    <w:link w:val="Heading2"/>
+  <w:style w:type="character" w:customStyle="1" w:styleId="Otsikko2Char">
+    <w:name w:val="Otsikko 2 Char"/>
+    <w:basedOn w:val="Kappaleenoletusfontti"/>
+    <w:link w:val="Otsikko2"/>
     <w:uiPriority w:val="99"/>
     <w:locked/>
     <w:rsid w:val="003C155C"/>
@@ -9857,10 +10158,10 @@
       <w:lang w:val="x-none" w:eastAsia="en-US"/>
     </w:rPr>
   </w:style>
-  <w:style w:type="character" w:customStyle="1" w:styleId="Heading3Char">
-    <w:name w:val="Heading 3 Char"/>
-    <w:basedOn w:val="DefaultParagraphFont"/>
-    <w:link w:val="Heading3"/>
+  <w:style w:type="character" w:customStyle="1" w:styleId="Otsikko3Char">
+    <w:name w:val="Otsikko 3 Char"/>
+    <w:basedOn w:val="Kappaleenoletusfontti"/>
+    <w:link w:val="Otsikko3"/>
     <w:uiPriority w:val="9"/>
     <w:semiHidden/>
     <w:locked/>
@@ -9873,10 +10174,10 @@
       <w:lang w:val="fi-FI" w:eastAsia="x-none"/>
     </w:rPr>
   </w:style>
-  <w:style w:type="character" w:customStyle="1" w:styleId="Heading4Char">
-    <w:name w:val="Heading 4 Char"/>
-    <w:basedOn w:val="DefaultParagraphFont"/>
-    <w:link w:val="Heading4"/>
+  <w:style w:type="character" w:customStyle="1" w:styleId="Otsikko4Char">
+    <w:name w:val="Otsikko 4 Char"/>
+    <w:basedOn w:val="Kappaleenoletusfontti"/>
+    <w:link w:val="Otsikko4"/>
     <w:uiPriority w:val="9"/>
     <w:semiHidden/>
     <w:locked/>
@@ -9889,10 +10190,10 @@
       <w:lang w:val="fi-FI" w:eastAsia="x-none"/>
     </w:rPr>
   </w:style>
-  <w:style w:type="character" w:customStyle="1" w:styleId="Heading5Char">
-    <w:name w:val="Heading 5 Char"/>
-    <w:basedOn w:val="DefaultParagraphFont"/>
-    <w:link w:val="Heading5"/>
+  <w:style w:type="character" w:customStyle="1" w:styleId="Otsikko5Char">
+    <w:name w:val="Otsikko 5 Char"/>
+    <w:basedOn w:val="Kappaleenoletusfontti"/>
+    <w:link w:val="Otsikko5"/>
     <w:uiPriority w:val="9"/>
     <w:semiHidden/>
     <w:locked/>
@@ -9907,10 +10208,10 @@
       <w:lang w:val="fi-FI" w:eastAsia="x-none"/>
     </w:rPr>
   </w:style>
-  <w:style w:type="character" w:customStyle="1" w:styleId="Heading6Char">
-    <w:name w:val="Heading 6 Char"/>
-    <w:basedOn w:val="DefaultParagraphFont"/>
-    <w:link w:val="Heading6"/>
+  <w:style w:type="character" w:customStyle="1" w:styleId="Otsikko6Char">
+    <w:name w:val="Otsikko 6 Char"/>
+    <w:basedOn w:val="Kappaleenoletusfontti"/>
+    <w:link w:val="Otsikko6"/>
     <w:uiPriority w:val="9"/>
     <w:semiHidden/>
     <w:locked/>
@@ -9921,10 +10222,10 @@
       <w:lang w:val="fi-FI" w:eastAsia="x-none"/>
     </w:rPr>
   </w:style>
-  <w:style w:type="character" w:customStyle="1" w:styleId="Heading7Char">
-    <w:name w:val="Heading 7 Char"/>
-    <w:basedOn w:val="DefaultParagraphFont"/>
-    <w:link w:val="Heading7"/>
+  <w:style w:type="character" w:customStyle="1" w:styleId="Otsikko7Char">
+    <w:name w:val="Otsikko 7 Char"/>
+    <w:basedOn w:val="Kappaleenoletusfontti"/>
+    <w:link w:val="Otsikko7"/>
     <w:uiPriority w:val="9"/>
     <w:semiHidden/>
     <w:locked/>
@@ -9935,10 +10236,10 @@
       <w:lang w:val="fi-FI" w:eastAsia="x-none"/>
     </w:rPr>
   </w:style>
-  <w:style w:type="character" w:customStyle="1" w:styleId="Heading8Char">
-    <w:name w:val="Heading 8 Char"/>
-    <w:basedOn w:val="DefaultParagraphFont"/>
-    <w:link w:val="Heading8"/>
+  <w:style w:type="character" w:customStyle="1" w:styleId="Otsikko8Char">
+    <w:name w:val="Otsikko 8 Char"/>
+    <w:basedOn w:val="Kappaleenoletusfontti"/>
+    <w:link w:val="Otsikko8"/>
     <w:uiPriority w:val="9"/>
     <w:semiHidden/>
     <w:locked/>
@@ -9951,10 +10252,10 @@
       <w:lang w:val="fi-FI" w:eastAsia="x-none"/>
     </w:rPr>
   </w:style>
-  <w:style w:type="character" w:customStyle="1" w:styleId="Heading9Char">
-    <w:name w:val="Heading 9 Char"/>
-    <w:basedOn w:val="DefaultParagraphFont"/>
-    <w:link w:val="Heading9"/>
+  <w:style w:type="character" w:customStyle="1" w:styleId="Otsikko9Char">
+    <w:name w:val="Otsikko 9 Char"/>
+    <w:basedOn w:val="Kappaleenoletusfontti"/>
+    <w:link w:val="Otsikko9"/>
     <w:uiPriority w:val="9"/>
     <w:semiHidden/>
     <w:locked/>
@@ -9963,10 +10264,10 @@
       <w:lang w:val="fi-FI" w:eastAsia="x-none"/>
     </w:rPr>
   </w:style>
-  <w:style w:type="paragraph" w:styleId="Header">
+  <w:style w:type="paragraph" w:styleId="Yltunniste">
     <w:name w:val="header"/>
-    <w:basedOn w:val="Normal"/>
-    <w:link w:val="HeaderChar"/>
+    <w:basedOn w:val="Normaali"/>
+    <w:link w:val="YltunnisteChar"/>
     <w:uiPriority w:val="99"/>
     <w:pPr>
       <w:tabs>
@@ -9975,10 +10276,10 @@
       </w:tabs>
     </w:pPr>
   </w:style>
-  <w:style w:type="character" w:customStyle="1" w:styleId="HeaderChar">
-    <w:name w:val="Header Char"/>
-    <w:basedOn w:val="DefaultParagraphFont"/>
-    <w:link w:val="Header"/>
+  <w:style w:type="character" w:customStyle="1" w:styleId="YltunnisteChar">
+    <w:name w:val="Ylätunniste Char"/>
+    <w:basedOn w:val="Kappaleenoletusfontti"/>
+    <w:link w:val="Yltunniste"/>
     <w:uiPriority w:val="99"/>
     <w:semiHidden/>
     <w:locked/>
@@ -9989,10 +10290,10 @@
       <w:lang w:val="fi-FI" w:eastAsia="x-none"/>
     </w:rPr>
   </w:style>
-  <w:style w:type="paragraph" w:styleId="Footer">
+  <w:style w:type="paragraph" w:styleId="Alatunniste">
     <w:name w:val="footer"/>
-    <w:basedOn w:val="Normal"/>
-    <w:link w:val="FooterChar"/>
+    <w:basedOn w:val="Normaali"/>
+    <w:link w:val="AlatunnisteChar"/>
     <w:uiPriority w:val="99"/>
     <w:pPr>
       <w:tabs>
@@ -10001,10 +10302,10 @@
       </w:tabs>
     </w:pPr>
   </w:style>
-  <w:style w:type="character" w:customStyle="1" w:styleId="FooterChar">
-    <w:name w:val="Footer Char"/>
-    <w:basedOn w:val="DefaultParagraphFont"/>
-    <w:link w:val="Footer"/>
+  <w:style w:type="character" w:customStyle="1" w:styleId="AlatunnisteChar">
+    <w:name w:val="Alatunniste Char"/>
+    <w:basedOn w:val="Kappaleenoletusfontti"/>
+    <w:link w:val="Alatunniste"/>
     <w:uiPriority w:val="99"/>
     <w:semiHidden/>
     <w:locked/>
@@ -10015,18 +10316,18 @@
       <w:lang w:val="fi-FI" w:eastAsia="x-none"/>
     </w:rPr>
   </w:style>
-  <w:style w:type="character" w:styleId="PageNumber">
+  <w:style w:type="character" w:styleId="Sivunumero">
     <w:name w:val="page number"/>
-    <w:basedOn w:val="DefaultParagraphFont"/>
+    <w:basedOn w:val="Kappaleenoletusfontti"/>
     <w:uiPriority w:val="99"/>
     <w:rPr>
       <w:rFonts w:cs="Times New Roman"/>
     </w:rPr>
   </w:style>
-  <w:style w:type="paragraph" w:styleId="TOC1">
+  <w:style w:type="paragraph" w:styleId="Sisluet1">
     <w:name w:val="toc 1"/>
-    <w:basedOn w:val="Normal"/>
-    <w:next w:val="Normal"/>
+    <w:basedOn w:val="Normaali"/>
+    <w:next w:val="Normaali"/>
     <w:autoRedefine/>
     <w:uiPriority w:val="39"/>
     <w:pPr>
@@ -10040,10 +10341,10 @@
       <w:szCs w:val="20"/>
     </w:rPr>
   </w:style>
-  <w:style w:type="paragraph" w:styleId="TOC2">
+  <w:style w:type="paragraph" w:styleId="Sisluet2">
     <w:name w:val="toc 2"/>
-    <w:basedOn w:val="Normal"/>
-    <w:next w:val="Normal"/>
+    <w:basedOn w:val="Normaali"/>
+    <w:next w:val="Normaali"/>
     <w:autoRedefine/>
     <w:uiPriority w:val="39"/>
     <w:pPr>
@@ -10055,10 +10356,10 @@
       <w:szCs w:val="20"/>
     </w:rPr>
   </w:style>
-  <w:style w:type="paragraph" w:styleId="TOC3">
+  <w:style w:type="paragraph" w:styleId="Sisluet3">
     <w:name w:val="toc 3"/>
-    <w:basedOn w:val="Normal"/>
-    <w:next w:val="Normal"/>
+    <w:basedOn w:val="Normaali"/>
+    <w:next w:val="Normaali"/>
     <w:autoRedefine/>
     <w:uiPriority w:val="99"/>
     <w:semiHidden/>
@@ -10072,10 +10373,10 @@
       <w:szCs w:val="20"/>
     </w:rPr>
   </w:style>
-  <w:style w:type="paragraph" w:styleId="TOC4">
+  <w:style w:type="paragraph" w:styleId="Sisluet4">
     <w:name w:val="toc 4"/>
-    <w:basedOn w:val="Normal"/>
-    <w:next w:val="Normal"/>
+    <w:basedOn w:val="Normaali"/>
+    <w:next w:val="Normaali"/>
     <w:autoRedefine/>
     <w:uiPriority w:val="99"/>
     <w:semiHidden/>
@@ -10087,10 +10388,10 @@
       <w:szCs w:val="18"/>
     </w:rPr>
   </w:style>
-  <w:style w:type="paragraph" w:styleId="TOC5">
+  <w:style w:type="paragraph" w:styleId="Sisluet5">
     <w:name w:val="toc 5"/>
-    <w:basedOn w:val="Normal"/>
-    <w:next w:val="Normal"/>
+    <w:basedOn w:val="Normaali"/>
+    <w:next w:val="Normaali"/>
     <w:autoRedefine/>
     <w:uiPriority w:val="99"/>
     <w:semiHidden/>
@@ -10102,10 +10403,10 @@
       <w:szCs w:val="18"/>
     </w:rPr>
   </w:style>
-  <w:style w:type="paragraph" w:styleId="TOC6">
+  <w:style w:type="paragraph" w:styleId="Sisluet6">
     <w:name w:val="toc 6"/>
-    <w:basedOn w:val="Normal"/>
-    <w:next w:val="Normal"/>
+    <w:basedOn w:val="Normaali"/>
+    <w:next w:val="Normaali"/>
     <w:autoRedefine/>
     <w:uiPriority w:val="99"/>
     <w:semiHidden/>
@@ -10117,10 +10418,10 @@
       <w:szCs w:val="18"/>
     </w:rPr>
   </w:style>
-  <w:style w:type="paragraph" w:styleId="TOC7">
+  <w:style w:type="paragraph" w:styleId="Sisluet7">
     <w:name w:val="toc 7"/>
-    <w:basedOn w:val="Normal"/>
-    <w:next w:val="Normal"/>
+    <w:basedOn w:val="Normaali"/>
+    <w:next w:val="Normaali"/>
     <w:autoRedefine/>
     <w:uiPriority w:val="99"/>
     <w:semiHidden/>
@@ -10132,10 +10433,10 @@
       <w:szCs w:val="18"/>
     </w:rPr>
   </w:style>
-  <w:style w:type="paragraph" w:styleId="TOC8">
+  <w:style w:type="paragraph" w:styleId="Sisluet8">
     <w:name w:val="toc 8"/>
-    <w:basedOn w:val="Normal"/>
-    <w:next w:val="Normal"/>
+    <w:basedOn w:val="Normaali"/>
+    <w:next w:val="Normaali"/>
     <w:autoRedefine/>
     <w:uiPriority w:val="99"/>
     <w:semiHidden/>
@@ -10147,10 +10448,10 @@
       <w:szCs w:val="18"/>
     </w:rPr>
   </w:style>
-  <w:style w:type="paragraph" w:styleId="TOC9">
+  <w:style w:type="paragraph" w:styleId="Sisluet9">
     <w:name w:val="toc 9"/>
-    <w:basedOn w:val="Normal"/>
-    <w:next w:val="Normal"/>
+    <w:basedOn w:val="Normaali"/>
+    <w:next w:val="Normaali"/>
     <w:autoRedefine/>
     <w:uiPriority w:val="99"/>
     <w:semiHidden/>
@@ -10162,9 +10463,9 @@
       <w:szCs w:val="18"/>
     </w:rPr>
   </w:style>
-  <w:style w:type="character" w:styleId="Hyperlink">
+  <w:style w:type="character" w:styleId="Hyperlinkki">
     <w:name w:val="Hyperlink"/>
-    <w:basedOn w:val="DefaultParagraphFont"/>
+    <w:basedOn w:val="Kappaleenoletusfontti"/>
     <w:uiPriority w:val="99"/>
     <w:rPr>
       <w:rFonts w:cs="Times New Roman"/>
@@ -10172,10 +10473,10 @@
       <w:u w:val="single"/>
     </w:rPr>
   </w:style>
-  <w:style w:type="paragraph" w:styleId="BodyText2">
+  <w:style w:type="paragraph" w:styleId="Leipteksti2">
     <w:name w:val="Body Text 2"/>
-    <w:basedOn w:val="Normal"/>
-    <w:link w:val="BodyText2Char"/>
+    <w:basedOn w:val="Normaali"/>
+    <w:link w:val="Leipteksti2Char"/>
     <w:uiPriority w:val="99"/>
     <w:pPr>
       <w:spacing w:after="120" w:line="360" w:lineRule="auto"/>
@@ -10187,10 +10488,10 @@
       <w:szCs w:val="22"/>
     </w:rPr>
   </w:style>
-  <w:style w:type="character" w:customStyle="1" w:styleId="BodyText2Char">
-    <w:name w:val="Body Text 2 Char"/>
-    <w:basedOn w:val="DefaultParagraphFont"/>
-    <w:link w:val="BodyText2"/>
+  <w:style w:type="character" w:customStyle="1" w:styleId="Leipteksti2Char">
+    <w:name w:val="Leipäteksti 2 Char"/>
+    <w:basedOn w:val="Kappaleenoletusfontti"/>
+    <w:link w:val="Leipteksti2"/>
     <w:uiPriority w:val="99"/>
     <w:semiHidden/>
     <w:locked/>
@@ -10201,10 +10502,10 @@
       <w:lang w:val="fi-FI" w:eastAsia="x-none"/>
     </w:rPr>
   </w:style>
-  <w:style w:type="paragraph" w:styleId="BodyTextIndent2">
+  <w:style w:type="paragraph" w:styleId="Sisennettyleipteksti2">
     <w:name w:val="Body Text Indent 2"/>
-    <w:basedOn w:val="Normal"/>
-    <w:link w:val="BodyTextIndent2Char"/>
+    <w:basedOn w:val="Normaali"/>
+    <w:link w:val="Sisennettyleipteksti2Char"/>
     <w:uiPriority w:val="99"/>
     <w:pPr>
       <w:spacing w:line="360" w:lineRule="auto"/>
@@ -10217,10 +10518,10 @@
       <w:szCs w:val="22"/>
     </w:rPr>
   </w:style>
-  <w:style w:type="character" w:customStyle="1" w:styleId="BodyTextIndent2Char">
-    <w:name w:val="Body Text Indent 2 Char"/>
-    <w:basedOn w:val="DefaultParagraphFont"/>
-    <w:link w:val="BodyTextIndent2"/>
+  <w:style w:type="character" w:customStyle="1" w:styleId="Sisennettyleipteksti2Char">
+    <w:name w:val="Sisennetty leipäteksti 2 Char"/>
+    <w:basedOn w:val="Kappaleenoletusfontti"/>
+    <w:link w:val="Sisennettyleipteksti2"/>
     <w:uiPriority w:val="99"/>
     <w:semiHidden/>
     <w:locked/>
@@ -10231,10 +10532,10 @@
       <w:lang w:val="fi-FI" w:eastAsia="x-none"/>
     </w:rPr>
   </w:style>
-  <w:style w:type="paragraph" w:styleId="BodyTextIndent3">
+  <w:style w:type="paragraph" w:styleId="Sisennettyleipteksti3">
     <w:name w:val="Body Text Indent 3"/>
-    <w:basedOn w:val="Normal"/>
-    <w:link w:val="BodyTextIndent3Char"/>
+    <w:basedOn w:val="Normaali"/>
+    <w:link w:val="Sisennettyleipteksti3Char"/>
     <w:uiPriority w:val="99"/>
     <w:pPr>
       <w:ind w:left="1080"/>
@@ -10245,10 +10546,10 @@
       <w:szCs w:val="20"/>
     </w:rPr>
   </w:style>
-  <w:style w:type="character" w:customStyle="1" w:styleId="BodyTextIndent3Char">
-    <w:name w:val="Body Text Indent 3 Char"/>
-    <w:basedOn w:val="DefaultParagraphFont"/>
-    <w:link w:val="BodyTextIndent3"/>
+  <w:style w:type="character" w:customStyle="1" w:styleId="Sisennettyleipteksti3Char">
+    <w:name w:val="Sisennetty leipäteksti 3 Char"/>
+    <w:basedOn w:val="Kappaleenoletusfontti"/>
+    <w:link w:val="Sisennettyleipteksti3"/>
     <w:uiPriority w:val="99"/>
     <w:semiHidden/>
     <w:locked/>
@@ -10259,10 +10560,10 @@
       <w:lang w:val="fi-FI" w:eastAsia="x-none"/>
     </w:rPr>
   </w:style>
-  <w:style w:type="paragraph" w:styleId="FootnoteText">
+  <w:style w:type="paragraph" w:styleId="Alaviitteenteksti">
     <w:name w:val="footnote text"/>
-    <w:basedOn w:val="Normal"/>
-    <w:link w:val="FootnoteTextChar"/>
+    <w:basedOn w:val="Normaali"/>
+    <w:link w:val="AlaviitteentekstiChar"/>
     <w:uiPriority w:val="99"/>
     <w:semiHidden/>
     <w:rPr>
@@ -10270,10 +10571,10 @@
       <w:szCs w:val="20"/>
     </w:rPr>
   </w:style>
-  <w:style w:type="character" w:customStyle="1" w:styleId="FootnoteTextChar">
-    <w:name w:val="Footnote Text Char"/>
-    <w:basedOn w:val="DefaultParagraphFont"/>
-    <w:link w:val="FootnoteText"/>
+  <w:style w:type="character" w:customStyle="1" w:styleId="AlaviitteentekstiChar">
+    <w:name w:val="Alaviitteen teksti Char"/>
+    <w:basedOn w:val="Kappaleenoletusfontti"/>
+    <w:link w:val="Alaviitteenteksti"/>
     <w:uiPriority w:val="99"/>
     <w:semiHidden/>
     <w:locked/>
@@ -10284,9 +10585,9 @@
       <w:lang w:val="fi-FI" w:eastAsia="x-none"/>
     </w:rPr>
   </w:style>
-  <w:style w:type="character" w:styleId="FootnoteReference">
+  <w:style w:type="character" w:styleId="Alaviitteenviite">
     <w:name w:val="footnote reference"/>
-    <w:basedOn w:val="DefaultParagraphFont"/>
+    <w:basedOn w:val="Kappaleenoletusfontti"/>
     <w:uiPriority w:val="99"/>
     <w:semiHidden/>
     <w:rPr>
@@ -10294,9 +10595,9 @@
       <w:vertAlign w:val="superscript"/>
     </w:rPr>
   </w:style>
-  <w:style w:type="character" w:styleId="FollowedHyperlink">
+  <w:style w:type="character" w:styleId="AvattuHyperlinkki">
     <w:name w:val="FollowedHyperlink"/>
-    <w:basedOn w:val="DefaultParagraphFont"/>
+    <w:basedOn w:val="Kappaleenoletusfontti"/>
     <w:uiPriority w:val="99"/>
     <w:rPr>
       <w:rFonts w:cs="Times New Roman"/>
@@ -10304,10 +10605,10 @@
       <w:u w:val="single"/>
     </w:rPr>
   </w:style>
-  <w:style w:type="paragraph" w:styleId="BodyText">
+  <w:style w:type="paragraph" w:styleId="Leipteksti">
     <w:name w:val="Body Text"/>
-    <w:basedOn w:val="Normal"/>
-    <w:link w:val="BodyTextChar"/>
+    <w:basedOn w:val="Normaali"/>
+    <w:link w:val="LeiptekstiChar"/>
     <w:uiPriority w:val="99"/>
     <w:rPr>
       <w:rFonts w:ascii="Verdana" w:hAnsi="Verdana" w:cs="Verdana"/>
@@ -10315,10 +10616,10 @@
       <w:szCs w:val="22"/>
     </w:rPr>
   </w:style>
-  <w:style w:type="character" w:customStyle="1" w:styleId="BodyTextChar">
-    <w:name w:val="Body Text Char"/>
-    <w:basedOn w:val="DefaultParagraphFont"/>
-    <w:link w:val="BodyText"/>
+  <w:style w:type="character" w:customStyle="1" w:styleId="LeiptekstiChar">
+    <w:name w:val="Leipäteksti Char"/>
+    <w:basedOn w:val="Kappaleenoletusfontti"/>
+    <w:link w:val="Leipteksti"/>
     <w:uiPriority w:val="99"/>
     <w:semiHidden/>
     <w:locked/>
@@ -10329,10 +10630,10 @@
       <w:lang w:val="fi-FI" w:eastAsia="x-none"/>
     </w:rPr>
   </w:style>
-  <w:style w:type="paragraph" w:styleId="BodyText3">
+  <w:style w:type="paragraph" w:styleId="Leipteksti3">
     <w:name w:val="Body Text 3"/>
-    <w:basedOn w:val="Normal"/>
-    <w:link w:val="BodyText3Char"/>
+    <w:basedOn w:val="Normaali"/>
+    <w:link w:val="Leipteksti3Char"/>
     <w:uiPriority w:val="99"/>
     <w:rPr>
       <w:rFonts w:ascii="Verdana" w:hAnsi="Verdana" w:cs="Verdana"/>
@@ -10340,10 +10641,10 @@
       <w:szCs w:val="20"/>
     </w:rPr>
   </w:style>
-  <w:style w:type="character" w:customStyle="1" w:styleId="BodyText3Char">
-    <w:name w:val="Body Text 3 Char"/>
-    <w:basedOn w:val="DefaultParagraphFont"/>
-    <w:link w:val="BodyText3"/>
+  <w:style w:type="character" w:customStyle="1" w:styleId="Leipteksti3Char">
+    <w:name w:val="Leipäteksti 3 Char"/>
+    <w:basedOn w:val="Kappaleenoletusfontti"/>
+    <w:link w:val="Leipteksti3"/>
     <w:uiPriority w:val="99"/>
     <w:semiHidden/>
     <w:locked/>
@@ -10354,10 +10655,10 @@
       <w:lang w:val="fi-FI" w:eastAsia="x-none"/>
     </w:rPr>
   </w:style>
-  <w:style w:type="paragraph" w:styleId="DocumentMap">
+  <w:style w:type="paragraph" w:styleId="Asiakirjanrakenneruutu">
     <w:name w:val="Document Map"/>
-    <w:basedOn w:val="Normal"/>
-    <w:link w:val="DocumentMapChar"/>
+    <w:basedOn w:val="Normaali"/>
+    <w:link w:val="AsiakirjanrakenneruutuChar"/>
     <w:uiPriority w:val="99"/>
     <w:semiHidden/>
     <w:pPr>
@@ -10367,10 +10668,10 @@
       <w:rFonts w:ascii="Tahoma" w:hAnsi="Tahoma" w:cs="Tahoma"/>
     </w:rPr>
   </w:style>
-  <w:style w:type="character" w:customStyle="1" w:styleId="DocumentMapChar">
-    <w:name w:val="Document Map Char"/>
-    <w:basedOn w:val="DefaultParagraphFont"/>
-    <w:link w:val="DocumentMap"/>
+  <w:style w:type="character" w:customStyle="1" w:styleId="AsiakirjanrakenneruutuChar">
+    <w:name w:val="Asiakirjan rakenneruutu Char"/>
+    <w:basedOn w:val="Kappaleenoletusfontti"/>
+    <w:link w:val="Asiakirjanrakenneruutu"/>
     <w:uiPriority w:val="99"/>
     <w:semiHidden/>
     <w:locked/>
@@ -10381,9 +10682,9 @@
       <w:lang w:val="fi-FI" w:eastAsia="x-none"/>
     </w:rPr>
   </w:style>
-  <w:style w:type="paragraph" w:styleId="NormalWeb">
+  <w:style w:type="paragraph" w:styleId="NormaaliWWW">
     <w:name w:val="Normal (Web)"/>
-    <w:basedOn w:val="Normal"/>
+    <w:basedOn w:val="Normaali"/>
     <w:uiPriority w:val="99"/>
     <w:pPr>
       <w:spacing w:before="100" w:after="100"/>
@@ -10391,7 +10692,7 @@
   </w:style>
   <w:style w:type="paragraph" w:customStyle="1" w:styleId="RunkoTeksti">
     <w:name w:val="RunkoTeksti"/>
-    <w:basedOn w:val="Normal"/>
+    <w:basedOn w:val="Normaali"/>
     <w:uiPriority w:val="99"/>
     <w:pPr>
       <w:spacing w:before="120" w:line="360" w:lineRule="auto"/>
@@ -10406,8 +10707,8 @@
   </w:style>
   <w:style w:type="paragraph" w:customStyle="1" w:styleId="HeaderText">
     <w:name w:val="Header Text"/>
-    <w:basedOn w:val="Header"/>
-    <w:next w:val="Header"/>
+    <w:basedOn w:val="Yltunniste"/>
+    <w:next w:val="Yltunniste"/>
     <w:uiPriority w:val="99"/>
     <w:pPr>
       <w:keepLines/>
@@ -10429,7 +10730,7 @@
   </w:style>
   <w:style w:type="paragraph" w:customStyle="1" w:styleId="HeaderText2">
     <w:name w:val="Header Text2"/>
-    <w:basedOn w:val="Header"/>
+    <w:basedOn w:val="Yltunniste"/>
     <w:uiPriority w:val="99"/>
     <w:pPr>
       <w:keepLines/>
@@ -10452,7 +10753,7 @@
   </w:style>
   <w:style w:type="paragraph" w:customStyle="1" w:styleId="Taulukko">
     <w:name w:val="Taulukko"/>
-    <w:basedOn w:val="Normal"/>
+    <w:basedOn w:val="Normaali"/>
     <w:uiPriority w:val="99"/>
     <w:rPr>
       <w:rFonts w:ascii="Arial" w:hAnsi="Arial" w:cs="Arial"/>
@@ -10461,9 +10762,9 @@
       <w:lang w:val="en-GB"/>
     </w:rPr>
   </w:style>
-  <w:style w:type="character" w:styleId="Emphasis">
+  <w:style w:type="character" w:styleId="Korostus">
     <w:name w:val="Emphasis"/>
-    <w:basedOn w:val="DefaultParagraphFont"/>
+    <w:basedOn w:val="Kappaleenoletusfontti"/>
     <w:uiPriority w:val="99"/>
     <w:qFormat/>
     <w:rPr>
@@ -10472,9 +10773,9 @@
       <w:iCs/>
     </w:rPr>
   </w:style>
-  <w:style w:type="character" w:styleId="CommentReference">
+  <w:style w:type="character" w:styleId="Kommentinviite">
     <w:name w:val="annotation reference"/>
-    <w:basedOn w:val="DefaultParagraphFont"/>
+    <w:basedOn w:val="Kappaleenoletusfontti"/>
     <w:uiPriority w:val="99"/>
     <w:semiHidden/>
     <w:rsid w:val="00C40E57"/>
@@ -10484,10 +10785,10 @@
       <w:szCs w:val="16"/>
     </w:rPr>
   </w:style>
-  <w:style w:type="paragraph" w:styleId="CommentText">
+  <w:style w:type="paragraph" w:styleId="Kommentinteksti">
     <w:name w:val="annotation text"/>
-    <w:basedOn w:val="Normal"/>
-    <w:link w:val="CommentTextChar"/>
+    <w:basedOn w:val="Normaali"/>
+    <w:link w:val="KommentintekstiChar"/>
     <w:uiPriority w:val="99"/>
     <w:semiHidden/>
     <w:rsid w:val="00C40E57"/>
@@ -10496,10 +10797,10 @@
       <w:szCs w:val="20"/>
     </w:rPr>
   </w:style>
-  <w:style w:type="character" w:customStyle="1" w:styleId="CommentTextChar">
-    <w:name w:val="Comment Text Char"/>
-    <w:basedOn w:val="DefaultParagraphFont"/>
-    <w:link w:val="CommentText"/>
+  <w:style w:type="character" w:customStyle="1" w:styleId="KommentintekstiChar">
+    <w:name w:val="Kommentin teksti Char"/>
+    <w:basedOn w:val="Kappaleenoletusfontti"/>
+    <w:link w:val="Kommentinteksti"/>
     <w:uiPriority w:val="99"/>
     <w:semiHidden/>
     <w:locked/>
@@ -10510,11 +10811,11 @@
       <w:lang w:val="fi-FI" w:eastAsia="x-none"/>
     </w:rPr>
   </w:style>
-  <w:style w:type="paragraph" w:styleId="CommentSubject">
+  <w:style w:type="paragraph" w:styleId="Kommentinotsikko">
     <w:name w:val="annotation subject"/>
-    <w:basedOn w:val="CommentText"/>
-    <w:next w:val="CommentText"/>
-    <w:link w:val="CommentSubjectChar"/>
+    <w:basedOn w:val="Kommentinteksti"/>
+    <w:next w:val="Kommentinteksti"/>
+    <w:link w:val="KommentinotsikkoChar"/>
     <w:uiPriority w:val="99"/>
     <w:semiHidden/>
     <w:rsid w:val="00C40E57"/>
@@ -10523,10 +10824,10 @@
       <w:bCs/>
     </w:rPr>
   </w:style>
-  <w:style w:type="character" w:customStyle="1" w:styleId="CommentSubjectChar">
-    <w:name w:val="Comment Subject Char"/>
-    <w:basedOn w:val="CommentTextChar"/>
-    <w:link w:val="CommentSubject"/>
+  <w:style w:type="character" w:customStyle="1" w:styleId="KommentinotsikkoChar">
+    <w:name w:val="Kommentin otsikko Char"/>
+    <w:basedOn w:val="KommentintekstiChar"/>
+    <w:link w:val="Kommentinotsikko"/>
     <w:uiPriority w:val="99"/>
     <w:semiHidden/>
     <w:locked/>
@@ -10539,10 +10840,10 @@
       <w:lang w:val="fi-FI" w:eastAsia="x-none"/>
     </w:rPr>
   </w:style>
-  <w:style w:type="paragraph" w:styleId="BalloonText">
+  <w:style w:type="paragraph" w:styleId="Seliteteksti">
     <w:name w:val="Balloon Text"/>
-    <w:basedOn w:val="Normal"/>
-    <w:link w:val="BalloonTextChar"/>
+    <w:basedOn w:val="Normaali"/>
+    <w:link w:val="SelitetekstiChar"/>
     <w:uiPriority w:val="99"/>
     <w:semiHidden/>
     <w:rsid w:val="00C40E57"/>
@@ -10552,10 +10853,10 @@
       <w:szCs w:val="16"/>
     </w:rPr>
   </w:style>
-  <w:style w:type="character" w:customStyle="1" w:styleId="BalloonTextChar">
-    <w:name w:val="Balloon Text Char"/>
-    <w:basedOn w:val="DefaultParagraphFont"/>
-    <w:link w:val="BalloonText"/>
+  <w:style w:type="character" w:customStyle="1" w:styleId="SelitetekstiChar">
+    <w:name w:val="Seliteteksti Char"/>
+    <w:basedOn w:val="Kappaleenoletusfontti"/>
+    <w:link w:val="Seliteteksti"/>
     <w:uiPriority w:val="99"/>
     <w:semiHidden/>
     <w:locked/>
@@ -10568,16 +10869,16 @@
   </w:style>
   <w:style w:type="character" w:customStyle="1" w:styleId="spelle">
     <w:name w:val="spelle"/>
-    <w:basedOn w:val="DefaultParagraphFont"/>
+    <w:basedOn w:val="Kappaleenoletusfontti"/>
     <w:uiPriority w:val="99"/>
     <w:rsid w:val="00BF7A28"/>
     <w:rPr>
       <w:rFonts w:cs="Times New Roman"/>
     </w:rPr>
   </w:style>
-  <w:style w:type="paragraph" w:styleId="ListParagraph">
+  <w:style w:type="paragraph" w:styleId="Luettelokappale">
     <w:name w:val="List Paragraph"/>
-    <w:basedOn w:val="Normal"/>
+    <w:basedOn w:val="Normaali"/>
     <w:uiPriority w:val="34"/>
     <w:qFormat/>
     <w:rsid w:val="00671105"/>
@@ -10594,9 +10895,9 @@
       <w:szCs w:val="22"/>
     </w:rPr>
   </w:style>
-  <w:style w:type="table" w:styleId="TableGrid">
+  <w:style w:type="table" w:styleId="TaulukkoRuudukko">
     <w:name w:val="Table Grid"/>
-    <w:basedOn w:val="TableNormal"/>
+    <w:basedOn w:val="Normaalitaulukko"/>
     <w:rsid w:val="00BE311C"/>
     <w:pPr>
       <w:spacing w:after="0" w:line="240" w:lineRule="auto"/>
@@ -10903,6 +11204,26 @@
 </file>
 
 <file path=customXml/item2.xml><?xml version="1.0" encoding="utf-8"?>
+<p:properties xmlns:p="http://schemas.microsoft.com/office/2006/metadata/properties" xmlns:xsi="http://www.w3.org/2001/XMLSchema-instance" xmlns:pc="http://schemas.microsoft.com/office/infopath/2007/PartnerControls">
+  <documentManagement>
+    <lcf76f155ced4ddcb4097134ff3c332f xmlns="d3831626-fde5-4fc8-acc5-9526b66ab2bb">
+      <Terms xmlns="http://schemas.microsoft.com/office/infopath/2007/PartnerControls"/>
+    </lcf76f155ced4ddcb4097134ff3c332f>
+    <TaxCatchAll xmlns="b5314b1c-0f5c-4851-9378-7099df4806ca" xsi:nil="true"/>
+  </documentManagement>
+</p:properties>
+</file>
+
+<file path=customXml/item3.xml><?xml version="1.0" encoding="utf-8"?>
+<?mso-contentType ?>
+<FormTemplates xmlns="http://schemas.microsoft.com/sharepoint/v3/contenttype/forms">
+  <Display>DocumentLibraryForm</Display>
+  <Edit>DocumentLibraryForm</Edit>
+  <New>DocumentLibraryForm</New>
+</FormTemplates>
+</file>
+
+<file path=customXml/item4.xml><?xml version="1.0" encoding="utf-8"?>
 <ct:contentTypeSchema xmlns:ct="http://schemas.microsoft.com/office/2006/metadata/contentType" xmlns:ma="http://schemas.microsoft.com/office/2006/metadata/properties/metaAttributes" ct:_="" ma:_="" ma:contentTypeName="Document" ma:contentTypeID="0x0101009C12936ABBAE164AB3E3B1E737DB3796" ma:contentTypeVersion="12" ma:contentTypeDescription="Create a new document." ma:contentTypeScope="" ma:versionID="a3c7e968aca90f61141995ffe44e8398">
   <xsd:schema xmlns:xsd="http://www.w3.org/2001/XMLSchema" xmlns:xs="http://www.w3.org/2001/XMLSchema" xmlns:p="http://schemas.microsoft.com/office/2006/metadata/properties" xmlns:ns2="d3831626-fde5-4fc8-acc5-9526b66ab2bb" xmlns:ns3="b5314b1c-0f5c-4851-9378-7099df4806ca" targetNamespace="http://schemas.microsoft.com/office/2006/metadata/properties" ma:root="true" ma:fieldsID="87450be8a9b396dcd3e7509fc153b825" ns2:_="" ns3:_="">
     <xsd:import namespace="d3831626-fde5-4fc8-acc5-9526b66ab2bb"/>
@@ -11103,26 +11424,6 @@
 </ct:contentTypeSchema>
 </file>
 
-<file path=customXml/item3.xml><?xml version="1.0" encoding="utf-8"?>
-<?mso-contentType ?>
-<FormTemplates xmlns="http://schemas.microsoft.com/sharepoint/v3/contenttype/forms">
-  <Display>DocumentLibraryForm</Display>
-  <Edit>DocumentLibraryForm</Edit>
-  <New>DocumentLibraryForm</New>
-</FormTemplates>
-</file>
-
-<file path=customXml/item4.xml><?xml version="1.0" encoding="utf-8"?>
-<p:properties xmlns:p="http://schemas.microsoft.com/office/2006/metadata/properties" xmlns:xsi="http://www.w3.org/2001/XMLSchema-instance" xmlns:pc="http://schemas.microsoft.com/office/infopath/2007/PartnerControls">
-  <documentManagement>
-    <lcf76f155ced4ddcb4097134ff3c332f xmlns="d3831626-fde5-4fc8-acc5-9526b66ab2bb">
-      <Terms xmlns="http://schemas.microsoft.com/office/infopath/2007/PartnerControls"/>
-    </lcf76f155ced4ddcb4097134ff3c332f>
-    <TaxCatchAll xmlns="b5314b1c-0f5c-4851-9378-7099df4806ca" xsi:nil="true"/>
-  </documentManagement>
-</p:properties>
-</file>
-
 <file path=customXml/itemProps1.xml><?xml version="1.0" encoding="utf-8"?>
 <ds:datastoreItem xmlns:ds="http://schemas.openxmlformats.org/officeDocument/2006/customXml" ds:itemID="{A145E529-ADFD-4F9E-BF03-266B66948D73}">
   <ds:schemaRefs>
@@ -11132,6 +11433,25 @@
 </file>
 
 <file path=customXml/itemProps2.xml><?xml version="1.0" encoding="utf-8"?>
+<ds:datastoreItem xmlns:ds="http://schemas.openxmlformats.org/officeDocument/2006/customXml" ds:itemID="{4EDFBFD5-2A09-4CCE-8145-0530BAC4D4FA}">
+  <ds:schemaRefs>
+    <ds:schemaRef ds:uri="http://schemas.microsoft.com/office/2006/metadata/properties"/>
+    <ds:schemaRef ds:uri="http://schemas.microsoft.com/office/infopath/2007/PartnerControls"/>
+    <ds:schemaRef ds:uri="d3831626-fde5-4fc8-acc5-9526b66ab2bb"/>
+    <ds:schemaRef ds:uri="b5314b1c-0f5c-4851-9378-7099df4806ca"/>
+  </ds:schemaRefs>
+</ds:datastoreItem>
+</file>
+
+<file path=customXml/itemProps3.xml><?xml version="1.0" encoding="utf-8"?>
+<ds:datastoreItem xmlns:ds="http://schemas.openxmlformats.org/officeDocument/2006/customXml" ds:itemID="{CCE6599A-36B8-44FE-B308-7215EB1D9B0D}">
+  <ds:schemaRefs>
+    <ds:schemaRef ds:uri="http://schemas.microsoft.com/sharepoint/v3/contenttype/forms"/>
+  </ds:schemaRefs>
+</ds:datastoreItem>
+</file>
+
+<file path=customXml/itemProps4.xml><?xml version="1.0" encoding="utf-8"?>
 <ds:datastoreItem xmlns:ds="http://schemas.openxmlformats.org/officeDocument/2006/customXml" ds:itemID="{2C08AE4C-1387-4415-B8F6-1149D1C4E4E5}">
   <ds:schemaRefs>
     <ds:schemaRef ds:uri="http://schemas.microsoft.com/office/2006/metadata/contentType"/>
@@ -11148,23 +11468,4 @@
     <ds:schemaRef ds:uri="http://schemas.microsoft.com/internal/obd"/>
   </ds:schemaRefs>
 </ds:datastoreItem>
-</file>
-
-<file path=customXml/itemProps3.xml><?xml version="1.0" encoding="utf-8"?>
-<ds:datastoreItem xmlns:ds="http://schemas.openxmlformats.org/officeDocument/2006/customXml" ds:itemID="{CCE6599A-36B8-44FE-B308-7215EB1D9B0D}">
-  <ds:schemaRefs>
-    <ds:schemaRef ds:uri="http://schemas.microsoft.com/sharepoint/v3/contenttype/forms"/>
-  </ds:schemaRefs>
-</ds:datastoreItem>
-</file>
-
-<file path=customXml/itemProps4.xml><?xml version="1.0" encoding="utf-8"?>
-<ds:datastoreItem xmlns:ds="http://schemas.openxmlformats.org/officeDocument/2006/customXml" ds:itemID="{4EDFBFD5-2A09-4CCE-8145-0530BAC4D4FA}">
-  <ds:schemaRefs>
-    <ds:schemaRef ds:uri="http://schemas.microsoft.com/office/2006/metadata/properties"/>
-    <ds:schemaRef ds:uri="http://schemas.microsoft.com/office/infopath/2007/PartnerControls"/>
-    <ds:schemaRef ds:uri="d3831626-fde5-4fc8-acc5-9526b66ab2bb"/>
-    <ds:schemaRef ds:uri="b5314b1c-0f5c-4851-9378-7099df4806ca"/>
-  </ds:schemaRefs>
-</ds:datastoreItem>
 </file>
--- a/Documents/projektisuunnitelma.docx
+++ b/Documents/projektisuunnitelma.docx
@@ -2313,7 +2313,7 @@
           <w:sz w:val="24"/>
           <w:szCs w:val="24"/>
         </w:rPr>
-        <w:t>. Järjestelmä palautuu alkunäyttöön</w:t>
+        <w:t xml:space="preserve">. Järjestelmä </w:t>
       </w:r>
       <w:r>
         <w:rPr>
@@ -2322,7 +2322,7 @@
           <w:sz w:val="24"/>
           <w:szCs w:val="24"/>
         </w:rPr>
-        <w:t>,</w:t>
+        <w:t>kirjaa käyttäjän ulos</w:t>
       </w:r>
       <w:r>
         <w:rPr>
@@ -2331,7 +2331,34 @@
           <w:sz w:val="24"/>
           <w:szCs w:val="24"/>
         </w:rPr>
-        <w:t xml:space="preserve"> jos käyttäjä on kirjautumisvalikossa 30 sekuntia inaktiivinen.</w:t>
+        <w:t>,</w:t>
+      </w:r>
+      <w:r>
+        <w:rPr>
+          <w:rFonts w:ascii="Verdana" w:hAnsi="Verdana"/>
+          <w:color w:val="FF0000"/>
+          <w:sz w:val="24"/>
+          <w:szCs w:val="24"/>
+        </w:rPr>
+        <w:t xml:space="preserve"> jos käyttäjä on kirjau</w:t>
+      </w:r>
+      <w:r>
+        <w:rPr>
+          <w:rFonts w:ascii="Verdana" w:hAnsi="Verdana"/>
+          <w:color w:val="FF0000"/>
+          <w:sz w:val="24"/>
+          <w:szCs w:val="24"/>
+        </w:rPr>
+        <w:t>tuneena</w:t>
+      </w:r>
+      <w:r>
+        <w:rPr>
+          <w:rFonts w:ascii="Verdana" w:hAnsi="Verdana"/>
+          <w:color w:val="FF0000"/>
+          <w:sz w:val="24"/>
+          <w:szCs w:val="24"/>
+        </w:rPr>
+        <w:t xml:space="preserve"> 30 sekuntia inaktiivinen.</w:t>
       </w:r>
     </w:p>
     <w:p>
@@ -2445,7 +2472,25 @@
           <w:sz w:val="24"/>
           <w:szCs w:val="24"/>
         </w:rPr>
-        <w:t xml:space="preserve"> voi nostaa käteistä, selata tilitapahtumia tai tulostaa näytölle tilin saldon</w:t>
+        <w:t xml:space="preserve"> voi nostaa käteistä</w:t>
+      </w:r>
+      <w:r>
+        <w:rPr>
+          <w:rFonts w:ascii="Verdana" w:hAnsi="Verdana"/>
+          <w:color w:val="FF0000"/>
+          <w:sz w:val="24"/>
+          <w:szCs w:val="24"/>
+        </w:rPr>
+        <w:t>, tallettaa rahaa</w:t>
+      </w:r>
+      <w:r>
+        <w:rPr>
+          <w:rFonts w:ascii="Verdana" w:hAnsi="Verdana"/>
+          <w:color w:val="FF0000"/>
+          <w:sz w:val="24"/>
+          <w:szCs w:val="24"/>
+        </w:rPr>
+        <w:t>, selata tilitapahtumia tai tulostaa näytölle tilin saldon</w:t>
       </w:r>
       <w:r>
         <w:rPr>
@@ -6053,14 +6098,7 @@
                 <w:rFonts w:ascii="Verdana" w:hAnsi="Verdana"/>
                 <w:color w:val="FF0000"/>
               </w:rPr>
-              <w:t>Oman a</w:t>
-            </w:r>
-            <w:r>
-              <w:rPr>
-                <w:rFonts w:ascii="Verdana" w:hAnsi="Verdana"/>
-                <w:color w:val="FF0000"/>
-              </w:rPr>
-              <w:t>jan hallinta.</w:t>
+              <w:t>Oman ajan hallinta.</w:t>
             </w:r>
           </w:p>
           <w:p>
@@ -6172,15 +6210,7 @@
                 <w:bCs/>
                 <w:color w:val="FF0000"/>
               </w:rPr>
-              <w:t>Projektijäsenten omien tehtäväalueiden tekemättä jääminen</w:t>
-            </w:r>
-            <w:r>
-              <w:rPr>
-                <w:rFonts w:ascii="Verdana" w:hAnsi="Verdana"/>
-                <w:bCs/>
-                <w:color w:val="FF0000"/>
-              </w:rPr>
-              <w:t>.</w:t>
+              <w:t>Projektijäsenten omien tehtäväalueiden tekemättä jääminen.</w:t>
             </w:r>
           </w:p>
         </w:tc>
@@ -6688,8 +6718,8 @@
         <w:tblLook w:val="04A0" w:firstRow="1" w:lastRow="0" w:firstColumn="1" w:lastColumn="0" w:noHBand="0" w:noVBand="1"/>
       </w:tblPr>
       <w:tblGrid>
-        <w:gridCol w:w="3437"/>
-        <w:gridCol w:w="6191"/>
+        <w:gridCol w:w="3434"/>
+        <w:gridCol w:w="6194"/>
       </w:tblGrid>
       <w:tr>
         <w:tc>
@@ -6723,16 +6753,24 @@
             <w:pPr>
               <w:rPr>
                 <w:rFonts w:ascii="Verdana" w:hAnsi="Verdana"/>
-                <w:b/>
+                <w:bCs/>
                 <w:color w:val="FF0000"/>
               </w:rPr>
             </w:pPr>
+            <w:r>
+              <w:rPr>
+                <w:rFonts w:ascii="Verdana" w:hAnsi="Verdana"/>
+                <w:bCs/>
+                <w:color w:val="FF0000"/>
+              </w:rPr>
+              <w:t>Versionhallinta</w:t>
+            </w:r>
           </w:p>
           <w:p>
             <w:pPr>
               <w:rPr>
                 <w:rFonts w:ascii="Verdana" w:hAnsi="Verdana"/>
-                <w:b/>
+                <w:bCs/>
                 <w:color w:val="FF0000"/>
               </w:rPr>
             </w:pPr>
@@ -6771,16 +6809,24 @@
             <w:pPr>
               <w:rPr>
                 <w:rFonts w:ascii="Verdana" w:hAnsi="Verdana"/>
-                <w:b/>
+                <w:bCs/>
                 <w:color w:val="FF0000"/>
               </w:rPr>
             </w:pPr>
+            <w:r>
+              <w:rPr>
+                <w:rFonts w:ascii="Verdana" w:hAnsi="Verdana"/>
+                <w:bCs/>
+                <w:color w:val="FF0000"/>
+              </w:rPr>
+              <w:t>Huolimattomuus</w:t>
+            </w:r>
           </w:p>
           <w:p>
             <w:pPr>
               <w:rPr>
                 <w:rFonts w:ascii="Verdana" w:hAnsi="Verdana"/>
-                <w:b/>
+                <w:bCs/>
                 <w:color w:val="FF0000"/>
               </w:rPr>
             </w:pPr>
@@ -6819,10 +6865,18 @@
             <w:pPr>
               <w:rPr>
                 <w:rFonts w:ascii="Verdana" w:hAnsi="Verdana"/>
-                <w:b/>
+                <w:bCs/>
                 <w:color w:val="FF0000"/>
               </w:rPr>
             </w:pPr>
+            <w:r>
+              <w:rPr>
+                <w:rFonts w:ascii="Verdana" w:hAnsi="Verdana"/>
+                <w:bCs/>
+                <w:color w:val="FF0000"/>
+              </w:rPr>
+              <w:t xml:space="preserve">Virheellinen/puutteellinen merge tai muu toiminto toisen branchin kanssa. </w:t>
+            </w:r>
           </w:p>
           <w:p>
             <w:pPr>
@@ -6867,10 +6921,18 @@
             <w:pPr>
               <w:rPr>
                 <w:rFonts w:ascii="Verdana" w:hAnsi="Verdana"/>
-                <w:b/>
+                <w:bCs/>
                 <w:color w:val="FF0000"/>
               </w:rPr>
             </w:pPr>
+            <w:r>
+              <w:rPr>
+                <w:rFonts w:ascii="Verdana" w:hAnsi="Verdana"/>
+                <w:bCs/>
+                <w:color w:val="FF0000"/>
+              </w:rPr>
+              <w:t>Tarvittavat tiedostot puuttuvat tai tiedostomuutokset eivät ole astuneet voimaan.</w:t>
+            </w:r>
           </w:p>
           <w:p>
             <w:pPr>
@@ -6915,10 +6977,18 @@
             <w:pPr>
               <w:rPr>
                 <w:rFonts w:ascii="Verdana" w:hAnsi="Verdana"/>
-                <w:b/>
+                <w:bCs/>
                 <w:color w:val="FF0000"/>
               </w:rPr>
             </w:pPr>
+            <w:r>
+              <w:rPr>
+                <w:rFonts w:ascii="Verdana" w:hAnsi="Verdana"/>
+                <w:bCs/>
+                <w:color w:val="FF0000"/>
+              </w:rPr>
+              <w:t>Paikallinen testaus HUOLELLISESTI!</w:t>
+            </w:r>
           </w:p>
           <w:p>
             <w:pPr>
@@ -10103,6 +10173,7 @@
   <w:style w:type="character" w:default="1" w:styleId="Kappaleenoletusfontti">
     <w:name w:val="Default Paragraph Font"/>
     <w:uiPriority w:val="1"/>
+    <w:semiHidden/>
     <w:unhideWhenUsed/>
   </w:style>
   <w:style w:type="table" w:default="1" w:styleId="Normaalitaulukko">
@@ -11204,26 +11275,6 @@
 </file>
 
 <file path=customXml/item2.xml><?xml version="1.0" encoding="utf-8"?>
-<p:properties xmlns:p="http://schemas.microsoft.com/office/2006/metadata/properties" xmlns:xsi="http://www.w3.org/2001/XMLSchema-instance" xmlns:pc="http://schemas.microsoft.com/office/infopath/2007/PartnerControls">
-  <documentManagement>
-    <lcf76f155ced4ddcb4097134ff3c332f xmlns="d3831626-fde5-4fc8-acc5-9526b66ab2bb">
-      <Terms xmlns="http://schemas.microsoft.com/office/infopath/2007/PartnerControls"/>
-    </lcf76f155ced4ddcb4097134ff3c332f>
-    <TaxCatchAll xmlns="b5314b1c-0f5c-4851-9378-7099df4806ca" xsi:nil="true"/>
-  </documentManagement>
-</p:properties>
-</file>
-
-<file path=customXml/item3.xml><?xml version="1.0" encoding="utf-8"?>
-<?mso-contentType ?>
-<FormTemplates xmlns="http://schemas.microsoft.com/sharepoint/v3/contenttype/forms">
-  <Display>DocumentLibraryForm</Display>
-  <Edit>DocumentLibraryForm</Edit>
-  <New>DocumentLibraryForm</New>
-</FormTemplates>
-</file>
-
-<file path=customXml/item4.xml><?xml version="1.0" encoding="utf-8"?>
 <ct:contentTypeSchema xmlns:ct="http://schemas.microsoft.com/office/2006/metadata/contentType" xmlns:ma="http://schemas.microsoft.com/office/2006/metadata/properties/metaAttributes" ct:_="" ma:_="" ma:contentTypeName="Document" ma:contentTypeID="0x0101009C12936ABBAE164AB3E3B1E737DB3796" ma:contentTypeVersion="12" ma:contentTypeDescription="Create a new document." ma:contentTypeScope="" ma:versionID="a3c7e968aca90f61141995ffe44e8398">
   <xsd:schema xmlns:xsd="http://www.w3.org/2001/XMLSchema" xmlns:xs="http://www.w3.org/2001/XMLSchema" xmlns:p="http://schemas.microsoft.com/office/2006/metadata/properties" xmlns:ns2="d3831626-fde5-4fc8-acc5-9526b66ab2bb" xmlns:ns3="b5314b1c-0f5c-4851-9378-7099df4806ca" targetNamespace="http://schemas.microsoft.com/office/2006/metadata/properties" ma:root="true" ma:fieldsID="87450be8a9b396dcd3e7509fc153b825" ns2:_="" ns3:_="">
     <xsd:import namespace="d3831626-fde5-4fc8-acc5-9526b66ab2bb"/>
@@ -11424,6 +11475,26 @@
 </ct:contentTypeSchema>
 </file>
 
+<file path=customXml/item3.xml><?xml version="1.0" encoding="utf-8"?>
+<?mso-contentType ?>
+<FormTemplates xmlns="http://schemas.microsoft.com/sharepoint/v3/contenttype/forms">
+  <Display>DocumentLibraryForm</Display>
+  <Edit>DocumentLibraryForm</Edit>
+  <New>DocumentLibraryForm</New>
+</FormTemplates>
+</file>
+
+<file path=customXml/item4.xml><?xml version="1.0" encoding="utf-8"?>
+<p:properties xmlns:p="http://schemas.microsoft.com/office/2006/metadata/properties" xmlns:xsi="http://www.w3.org/2001/XMLSchema-instance" xmlns:pc="http://schemas.microsoft.com/office/infopath/2007/PartnerControls">
+  <documentManagement>
+    <lcf76f155ced4ddcb4097134ff3c332f xmlns="d3831626-fde5-4fc8-acc5-9526b66ab2bb">
+      <Terms xmlns="http://schemas.microsoft.com/office/infopath/2007/PartnerControls"/>
+    </lcf76f155ced4ddcb4097134ff3c332f>
+    <TaxCatchAll xmlns="b5314b1c-0f5c-4851-9378-7099df4806ca" xsi:nil="true"/>
+  </documentManagement>
+</p:properties>
+</file>
+
 <file path=customXml/itemProps1.xml><?xml version="1.0" encoding="utf-8"?>
 <ds:datastoreItem xmlns:ds="http://schemas.openxmlformats.org/officeDocument/2006/customXml" ds:itemID="{A145E529-ADFD-4F9E-BF03-266B66948D73}">
   <ds:schemaRefs>
@@ -11433,25 +11504,6 @@
 </file>
 
 <file path=customXml/itemProps2.xml><?xml version="1.0" encoding="utf-8"?>
-<ds:datastoreItem xmlns:ds="http://schemas.openxmlformats.org/officeDocument/2006/customXml" ds:itemID="{4EDFBFD5-2A09-4CCE-8145-0530BAC4D4FA}">
-  <ds:schemaRefs>
-    <ds:schemaRef ds:uri="http://schemas.microsoft.com/office/2006/metadata/properties"/>
-    <ds:schemaRef ds:uri="http://schemas.microsoft.com/office/infopath/2007/PartnerControls"/>
-    <ds:schemaRef ds:uri="d3831626-fde5-4fc8-acc5-9526b66ab2bb"/>
-    <ds:schemaRef ds:uri="b5314b1c-0f5c-4851-9378-7099df4806ca"/>
-  </ds:schemaRefs>
-</ds:datastoreItem>
-</file>
-
-<file path=customXml/itemProps3.xml><?xml version="1.0" encoding="utf-8"?>
-<ds:datastoreItem xmlns:ds="http://schemas.openxmlformats.org/officeDocument/2006/customXml" ds:itemID="{CCE6599A-36B8-44FE-B308-7215EB1D9B0D}">
-  <ds:schemaRefs>
-    <ds:schemaRef ds:uri="http://schemas.microsoft.com/sharepoint/v3/contenttype/forms"/>
-  </ds:schemaRefs>
-</ds:datastoreItem>
-</file>
-
-<file path=customXml/itemProps4.xml><?xml version="1.0" encoding="utf-8"?>
 <ds:datastoreItem xmlns:ds="http://schemas.openxmlformats.org/officeDocument/2006/customXml" ds:itemID="{2C08AE4C-1387-4415-B8F6-1149D1C4E4E5}">
   <ds:schemaRefs>
     <ds:schemaRef ds:uri="http://schemas.microsoft.com/office/2006/metadata/contentType"/>
@@ -11468,4 +11520,23 @@
     <ds:schemaRef ds:uri="http://schemas.microsoft.com/internal/obd"/>
   </ds:schemaRefs>
 </ds:datastoreItem>
+</file>
+
+<file path=customXml/itemProps3.xml><?xml version="1.0" encoding="utf-8"?>
+<ds:datastoreItem xmlns:ds="http://schemas.openxmlformats.org/officeDocument/2006/customXml" ds:itemID="{CCE6599A-36B8-44FE-B308-7215EB1D9B0D}">
+  <ds:schemaRefs>
+    <ds:schemaRef ds:uri="http://schemas.microsoft.com/sharepoint/v3/contenttype/forms"/>
+  </ds:schemaRefs>
+</ds:datastoreItem>
+</file>
+
+<file path=customXml/itemProps4.xml><?xml version="1.0" encoding="utf-8"?>
+<ds:datastoreItem xmlns:ds="http://schemas.openxmlformats.org/officeDocument/2006/customXml" ds:itemID="{4EDFBFD5-2A09-4CCE-8145-0530BAC4D4FA}">
+  <ds:schemaRefs>
+    <ds:schemaRef ds:uri="http://schemas.microsoft.com/office/2006/metadata/properties"/>
+    <ds:schemaRef ds:uri="http://schemas.microsoft.com/office/infopath/2007/PartnerControls"/>
+    <ds:schemaRef ds:uri="d3831626-fde5-4fc8-acc5-9526b66ab2bb"/>
+    <ds:schemaRef ds:uri="b5314b1c-0f5c-4851-9378-7099df4806ca"/>
+  </ds:schemaRefs>
+</ds:datastoreItem>
 </file>